--- a/specifications/TMFC050-ProductRecommendation/Diagrams/TMFC050_Product_Recommendation_Management.docx
+++ b/specifications/TMFC050-ProductRecommendation/Diagrams/TMFC050_Product_Recommendation_Management.docx
@@ -210,336 +210,6 @@
         <w:t>eTOM Processes, SID Data Entities and Functional Framework Functions</w:t>
       </w:r>
     </w:p>
-    <w:p>
-      <w:pPr>
-        <w:pStyle w:val="Heading2"/>
-      </w:pPr>
-      <w:r>
-        <w:t>eTOM business activities</w:t>
-      </w:r>
-    </w:p>
-    <w:p>
-      <w:r>
-        <w:t>eTOM business activities this ODA Component is responsible for:</w:t>
-      </w:r>
-    </w:p>
-    <w:tbl>
-      <w:tblPr>
-        <w:tblStyle w:val="ScrollTableNormal"/>
-        <w:tblW w:type="auto" w:w="0"/>
-        <w:tblLayout w:type="autofit"/>
-        <w:tblLook w:val="04A0" w:firstRow="1" w:lastRow="0" w:firstColumn="0" w:lastColumn="0" w:noHBand="0" w:noVBand="1"/>
-        <w:tblBorders>
-          <w:top w:val="single" w:sz="4" w:space="0" w:color="999999"/>
-          <w:left w:val="single" w:sz="4" w:space="0" w:color="999999"/>
-          <w:bottom w:val="single" w:sz="4" w:space="0" w:color="999999"/>
-          <w:right w:val="single" w:sz="4" w:space="0" w:color="999999"/>
-          <w:insideH w:val="single" w:sz="4" w:space="0" w:color="999999"/>
-          <w:insideV w:val="single" w:sz="4" w:space="0" w:color="999999"/>
-        </w:tblBorders>
-      </w:tblPr>
-      <w:tblGrid>
-        <w:gridCol w:w="2124"/>
-        <w:gridCol w:w="2124"/>
-        <w:gridCol w:w="2124"/>
-        <w:gridCol w:w="2124"/>
-      </w:tblGrid>
-      <w:tr>
-        <w:trPr>
-          <w:tblHeader/>
-        </w:trPr>
-        <w:tc>
-          <w:tcPr>
-            <w:tcW w:type="dxa" w:w="1404"/>
-          </w:tcPr>
-          <w:p>
-            <w:r/>
-            <w:r>
-              <w:rPr>
-                <w:b/>
-              </w:rPr>
-              <w:t>Identifier</w:t>
-            </w:r>
-          </w:p>
-        </w:tc>
-        <w:tc>
-          <w:tcPr>
-            <w:tcW w:type="dxa" w:w="1123"/>
-          </w:tcPr>
-          <w:p>
-            <w:r/>
-            <w:r>
-              <w:rPr>
-                <w:b/>
-              </w:rPr>
-              <w:t>Level</w:t>
-            </w:r>
-          </w:p>
-        </w:tc>
-        <w:tc>
-          <w:tcPr>
-            <w:tcW w:type="dxa" w:w="3463"/>
-          </w:tcPr>
-          <w:p>
-            <w:r/>
-            <w:r>
-              <w:rPr>
-                <w:b/>
-              </w:rPr>
-              <w:t>Business Activity Name</w:t>
-            </w:r>
-          </w:p>
-        </w:tc>
-        <w:tc>
-          <w:tcPr>
-            <w:tcW w:type="dxa" w:w="3370"/>
-          </w:tcPr>
-          <w:p>
-            <w:r/>
-            <w:r>
-              <w:rPr>
-                <w:b/>
-              </w:rPr>
-              <w:t>Description</w:t>
-            </w:r>
-          </w:p>
-        </w:tc>
-      </w:tr>
-      <w:tr>
-        <w:tc>
-          <w:tcPr>
-            <w:tcW w:type="dxa" w:w="1404"/>
-          </w:tcPr>
-          <w:p>
-            <w:r/>
-            <w:r>
-              <w:t>1.12.9.4.2</w:t>
-            </w:r>
-          </w:p>
-        </w:tc>
-        <w:tc>
-          <w:tcPr>
-            <w:tcW w:type="dxa" w:w="1123"/>
-          </w:tcPr>
-          <w:p>
-            <w:r/>
-            <w:r>
-              <w:t>L4</w:t>
-            </w:r>
-          </w:p>
-        </w:tc>
-        <w:tc>
-          <w:tcPr>
-            <w:tcW w:type="dxa" w:w="3463"/>
-          </w:tcPr>
-          <w:p>
-            <w:r/>
-            <w:r>
-              <w:t>Recommend Appropriate Product Offering(s)</w:t>
-            </w:r>
-          </w:p>
-        </w:tc>
-        <w:tc>
-          <w:tcPr>
-            <w:tcW w:type="dxa" w:w="3370"/>
-          </w:tcPr>
-          <w:p>
-            <w:r/>
-            <w:r>
-              <w:t>Recommend more appropriate product offering(s) to the customer or other party based on the results of Analyze Customer or Other Party Trends.</w:t>
-            </w:r>
-          </w:p>
-        </w:tc>
-      </w:tr>
-      <w:tr>
-        <w:tc>
-          <w:tcPr>
-            <w:tcW w:type="dxa" w:w="1404"/>
-          </w:tcPr>
-          <w:p>
-            <w:r/>
-            <w:r>
-              <w:t>1.12.9.4</w:t>
-            </w:r>
-          </w:p>
-        </w:tc>
-        <w:tc>
-          <w:tcPr>
-            <w:tcW w:type="dxa" w:w="1123"/>
-          </w:tcPr>
-          <w:p>
-            <w:r/>
-            <w:r>
-              <w:t>L3</w:t>
-            </w:r>
-          </w:p>
-        </w:tc>
-        <w:tc>
-          <w:tcPr>
-            <w:tcW w:type="dxa" w:w="3463"/>
-          </w:tcPr>
-          <w:p>
-            <w:r/>
-            <w:r>
-              <w:t>Cross/Up Sell</w:t>
-            </w:r>
-          </w:p>
-        </w:tc>
-        <w:tc>
-          <w:tcPr>
-            <w:tcW w:type="dxa" w:w="3370"/>
-          </w:tcPr>
-          <w:p>
-            <w:r/>
-            <w:r>
-              <w:t>Ensure that the value of the relationship between the customer or other party and an enterprise is maximized by selling additional, or more of the existing, product offerings.</w:t>
-            </w:r>
-          </w:p>
-        </w:tc>
-      </w:tr>
-    </w:tbl>
-    <w:p/>
-    <w:p>
-      <w:pPr>
-        <w:pStyle w:val="Heading2"/>
-      </w:pPr>
-      <w:r>
-        <w:t>SID ABEs</w:t>
-      </w:r>
-    </w:p>
-    <w:p>
-      <w:r>
-        <w:t>SID ABEs this ODA Component is responsible for:</w:t>
-      </w:r>
-    </w:p>
-    <w:tbl>
-      <w:tblPr>
-        <w:tblStyle w:val="ScrollTableNormal"/>
-        <w:tblW w:type="auto" w:w="0"/>
-        <w:tblLayout w:type="autofit"/>
-        <w:tblLook w:val="04A0" w:firstRow="1" w:lastRow="0" w:firstColumn="0" w:lastColumn="0" w:noHBand="0" w:noVBand="1"/>
-        <w:tblBorders>
-          <w:top w:val="single" w:sz="4" w:space="0" w:color="999999"/>
-          <w:left w:val="single" w:sz="4" w:space="0" w:color="999999"/>
-          <w:bottom w:val="single" w:sz="4" w:space="0" w:color="999999"/>
-          <w:right w:val="single" w:sz="4" w:space="0" w:color="999999"/>
-          <w:insideH w:val="single" w:sz="4" w:space="0" w:color="999999"/>
-          <w:insideV w:val="single" w:sz="4" w:space="0" w:color="999999"/>
-        </w:tblBorders>
-      </w:tblPr>
-      <w:tblGrid>
-        <w:gridCol w:w="2124"/>
-        <w:gridCol w:w="2124"/>
-        <w:gridCol w:w="2124"/>
-        <w:gridCol w:w="2124"/>
-      </w:tblGrid>
-      <w:tr>
-        <w:trPr>
-          <w:tblHeader/>
-        </w:trPr>
-        <w:tc>
-          <w:tcPr>
-            <w:tcW w:type="dxa" w:w="2246"/>
-          </w:tcPr>
-          <w:p>
-            <w:r/>
-            <w:r>
-              <w:rPr>
-                <w:b/>
-              </w:rPr>
-              <w:t>SID ABE Level 1</w:t>
-            </w:r>
-          </w:p>
-        </w:tc>
-        <w:tc>
-          <w:tcPr>
-            <w:tcW w:type="dxa" w:w="2246"/>
-          </w:tcPr>
-          <w:p>
-            <w:r/>
-            <w:r>
-              <w:rPr>
-                <w:b/>
-              </w:rPr>
-              <w:t>SID ABE Level 2 (or set of BEs)</w:t>
-            </w:r>
-          </w:p>
-        </w:tc>
-        <w:tc>
-          <w:tcPr>
-            <w:tcW w:type="dxa" w:w="2714"/>
-          </w:tcPr>
-          <w:p>
-            <w:r/>
-            <w:r>
-              <w:rPr>
-                <w:b/>
-              </w:rPr>
-              <w:t>SID ABE L1 Definition</w:t>
-            </w:r>
-          </w:p>
-        </w:tc>
-        <w:tc>
-          <w:tcPr>
-            <w:tcW w:type="dxa" w:w="2153"/>
-          </w:tcPr>
-          <w:p>
-            <w:r/>
-            <w:r>
-              <w:rPr>
-                <w:b/>
-              </w:rPr>
-              <w:t>SID ABE L2 Definition</w:t>
-            </w:r>
-          </w:p>
-        </w:tc>
-      </w:tr>
-      <w:tr>
-        <w:tc>
-          <w:tcPr>
-            <w:tcW w:type="dxa" w:w="2246"/>
-          </w:tcPr>
-          <w:p>
-            <w:r/>
-            <w:r>
-              <w:t>Product Offering Specification</w:t>
-            </w:r>
-          </w:p>
-        </w:tc>
-        <w:tc>
-          <w:tcPr>
-            <w:tcW w:type="dxa" w:w="2246"/>
-          </w:tcPr>
-          <w:p>
-            <w:r/>
-            <w:r/>
-          </w:p>
-        </w:tc>
-        <w:tc>
-          <w:tcPr>
-            <w:tcW w:type="dxa" w:w="2714"/>
-          </w:tcPr>
-          <w:p>
-            <w:r/>
-            <w:r>
-              <w:t>The Product Offering Specification ABE describes tangible and intangible goods made available for a certain price to the market in the form of product catalogs. This ABE is also responsible for targeting market segments based on the appropriate market strategy.</w:t>
-            </w:r>
-          </w:p>
-        </w:tc>
-        <w:tc>
-          <w:tcPr>
-            <w:tcW w:type="dxa" w:w="2153"/>
-          </w:tcPr>
-          <w:p>
-            <w:r/>
-            <w:r>
-              <w:t>*(no description available)*</w:t>
-            </w:r>
-          </w:p>
-        </w:tc>
-      </w:tr>
-    </w:tbl>
-    <w:p/>
     <w:p>
       <w:pPr>
         <w:pStyle w:val="Heading2"/>
@@ -597,6 +267,336 @@
         <w:pStyle w:val="Heading2"/>
       </w:pPr>
       <w:r>
+        <w:t>eTOM business activities</w:t>
+      </w:r>
+    </w:p>
+    <w:p>
+      <w:r>
+        <w:t>eTOM business activities this ODA Component is responsible for:</w:t>
+      </w:r>
+    </w:p>
+    <w:tbl>
+      <w:tblPr>
+        <w:tblStyle w:val="ScrollTableNormal"/>
+        <w:tblW w:type="auto" w:w="0"/>
+        <w:tblLayout w:type="autofit"/>
+        <w:tblLook w:val="04A0" w:firstRow="1" w:lastRow="0" w:firstColumn="0" w:lastColumn="0" w:noHBand="0" w:noVBand="1"/>
+        <w:tblBorders>
+          <w:top w:val="single" w:sz="4" w:space="0" w:color="999999"/>
+          <w:left w:val="single" w:sz="4" w:space="0" w:color="999999"/>
+          <w:bottom w:val="single" w:sz="4" w:space="0" w:color="999999"/>
+          <w:right w:val="single" w:sz="4" w:space="0" w:color="999999"/>
+          <w:insideH w:val="single" w:sz="4" w:space="0" w:color="999999"/>
+          <w:insideV w:val="single" w:sz="4" w:space="0" w:color="999999"/>
+        </w:tblBorders>
+      </w:tblPr>
+      <w:tblGrid>
+        <w:gridCol w:w="2124"/>
+        <w:gridCol w:w="2124"/>
+        <w:gridCol w:w="2124"/>
+        <w:gridCol w:w="2124"/>
+      </w:tblGrid>
+      <w:tr>
+        <w:trPr>
+          <w:tblHeader/>
+        </w:trPr>
+        <w:tc>
+          <w:tcPr>
+            <w:tcW w:type="dxa" w:w="1404"/>
+          </w:tcPr>
+          <w:p>
+            <w:r/>
+            <w:r>
+              <w:rPr>
+                <w:b/>
+              </w:rPr>
+              <w:t>Identifier</w:t>
+            </w:r>
+          </w:p>
+        </w:tc>
+        <w:tc>
+          <w:tcPr>
+            <w:tcW w:type="dxa" w:w="1123"/>
+          </w:tcPr>
+          <w:p>
+            <w:r/>
+            <w:r>
+              <w:rPr>
+                <w:b/>
+              </w:rPr>
+              <w:t>Level</w:t>
+            </w:r>
+          </w:p>
+        </w:tc>
+        <w:tc>
+          <w:tcPr>
+            <w:tcW w:type="dxa" w:w="3463"/>
+          </w:tcPr>
+          <w:p>
+            <w:r/>
+            <w:r>
+              <w:rPr>
+                <w:b/>
+              </w:rPr>
+              <w:t>Business Activity Name</w:t>
+            </w:r>
+          </w:p>
+        </w:tc>
+        <w:tc>
+          <w:tcPr>
+            <w:tcW w:type="dxa" w:w="3370"/>
+          </w:tcPr>
+          <w:p>
+            <w:r/>
+            <w:r>
+              <w:rPr>
+                <w:b/>
+              </w:rPr>
+              <w:t>Description</w:t>
+            </w:r>
+          </w:p>
+        </w:tc>
+      </w:tr>
+      <w:tr>
+        <w:tc>
+          <w:tcPr>
+            <w:tcW w:type="dxa" w:w="1404"/>
+          </w:tcPr>
+          <w:p>
+            <w:r/>
+            <w:r>
+              <w:t>1.12.9.4.2</w:t>
+            </w:r>
+          </w:p>
+        </w:tc>
+        <w:tc>
+          <w:tcPr>
+            <w:tcW w:type="dxa" w:w="1123"/>
+          </w:tcPr>
+          <w:p>
+            <w:r/>
+            <w:r>
+              <w:t>L4</w:t>
+            </w:r>
+          </w:p>
+        </w:tc>
+        <w:tc>
+          <w:tcPr>
+            <w:tcW w:type="dxa" w:w="3463"/>
+          </w:tcPr>
+          <w:p>
+            <w:r/>
+            <w:r>
+              <w:t>Recommend Appropriate Product Offering(s)</w:t>
+            </w:r>
+          </w:p>
+        </w:tc>
+        <w:tc>
+          <w:tcPr>
+            <w:tcW w:type="dxa" w:w="3370"/>
+          </w:tcPr>
+          <w:p>
+            <w:r/>
+            <w:r>
+              <w:t>Recommend more appropriate product offering(s) to the customer or other party based on the results of Analyze Customer or Other Party Trends.</w:t>
+            </w:r>
+          </w:p>
+        </w:tc>
+      </w:tr>
+      <w:tr>
+        <w:tc>
+          <w:tcPr>
+            <w:tcW w:type="dxa" w:w="1404"/>
+          </w:tcPr>
+          <w:p>
+            <w:r/>
+            <w:r>
+              <w:t>1.12.9.4</w:t>
+            </w:r>
+          </w:p>
+        </w:tc>
+        <w:tc>
+          <w:tcPr>
+            <w:tcW w:type="dxa" w:w="1123"/>
+          </w:tcPr>
+          <w:p>
+            <w:r/>
+            <w:r>
+              <w:t>L3</w:t>
+            </w:r>
+          </w:p>
+        </w:tc>
+        <w:tc>
+          <w:tcPr>
+            <w:tcW w:type="dxa" w:w="3463"/>
+          </w:tcPr>
+          <w:p>
+            <w:r/>
+            <w:r>
+              <w:t>Cross/Up Sell</w:t>
+            </w:r>
+          </w:p>
+        </w:tc>
+        <w:tc>
+          <w:tcPr>
+            <w:tcW w:type="dxa" w:w="3370"/>
+          </w:tcPr>
+          <w:p>
+            <w:r/>
+            <w:r>
+              <w:t>Ensure that the value of the relationship between the customer or other party and an enterprise is maximized by selling additional, or more of the existing, product offerings.</w:t>
+            </w:r>
+          </w:p>
+        </w:tc>
+      </w:tr>
+    </w:tbl>
+    <w:p/>
+    <w:p>
+      <w:pPr>
+        <w:pStyle w:val="Heading2"/>
+      </w:pPr>
+      <w:r>
+        <w:t>SID ABEs</w:t>
+      </w:r>
+    </w:p>
+    <w:p>
+      <w:r>
+        <w:t>SID ABEs this ODA Component is responsible for:</w:t>
+      </w:r>
+    </w:p>
+    <w:tbl>
+      <w:tblPr>
+        <w:tblStyle w:val="ScrollTableNormal"/>
+        <w:tblW w:type="auto" w:w="0"/>
+        <w:tblLayout w:type="autofit"/>
+        <w:tblLook w:val="04A0" w:firstRow="1" w:lastRow="0" w:firstColumn="0" w:lastColumn="0" w:noHBand="0" w:noVBand="1"/>
+        <w:tblBorders>
+          <w:top w:val="single" w:sz="4" w:space="0" w:color="999999"/>
+          <w:left w:val="single" w:sz="4" w:space="0" w:color="999999"/>
+          <w:bottom w:val="single" w:sz="4" w:space="0" w:color="999999"/>
+          <w:right w:val="single" w:sz="4" w:space="0" w:color="999999"/>
+          <w:insideH w:val="single" w:sz="4" w:space="0" w:color="999999"/>
+          <w:insideV w:val="single" w:sz="4" w:space="0" w:color="999999"/>
+        </w:tblBorders>
+      </w:tblPr>
+      <w:tblGrid>
+        <w:gridCol w:w="2124"/>
+        <w:gridCol w:w="2124"/>
+        <w:gridCol w:w="2124"/>
+        <w:gridCol w:w="2124"/>
+      </w:tblGrid>
+      <w:tr>
+        <w:trPr>
+          <w:tblHeader/>
+        </w:trPr>
+        <w:tc>
+          <w:tcPr>
+            <w:tcW w:type="dxa" w:w="2246"/>
+          </w:tcPr>
+          <w:p>
+            <w:r/>
+            <w:r>
+              <w:rPr>
+                <w:b/>
+              </w:rPr>
+              <w:t>SID ABE L1</w:t>
+            </w:r>
+          </w:p>
+        </w:tc>
+        <w:tc>
+          <w:tcPr>
+            <w:tcW w:type="dxa" w:w="2808"/>
+          </w:tcPr>
+          <w:p>
+            <w:r/>
+            <w:r>
+              <w:rPr>
+                <w:b/>
+              </w:rPr>
+              <w:t>SID ABE L1 Definition</w:t>
+            </w:r>
+          </w:p>
+        </w:tc>
+        <w:tc>
+          <w:tcPr>
+            <w:tcW w:type="dxa" w:w="2059"/>
+          </w:tcPr>
+          <w:p>
+            <w:r/>
+            <w:r>
+              <w:rPr>
+                <w:b/>
+              </w:rPr>
+              <w:t>SID ABE L2 (or set of BEs)</w:t>
+            </w:r>
+          </w:p>
+        </w:tc>
+        <w:tc>
+          <w:tcPr>
+            <w:tcW w:type="dxa" w:w="2246"/>
+          </w:tcPr>
+          <w:p>
+            <w:r/>
+            <w:r>
+              <w:rPr>
+                <w:b/>
+              </w:rPr>
+              <w:t>SID ABE L2 Definition</w:t>
+            </w:r>
+          </w:p>
+        </w:tc>
+      </w:tr>
+      <w:tr>
+        <w:tc>
+          <w:tcPr>
+            <w:tcW w:type="dxa" w:w="2246"/>
+          </w:tcPr>
+          <w:p>
+            <w:r/>
+            <w:r>
+              <w:t>Product Offering Specification</w:t>
+            </w:r>
+          </w:p>
+        </w:tc>
+        <w:tc>
+          <w:tcPr>
+            <w:tcW w:type="dxa" w:w="2808"/>
+          </w:tcPr>
+          <w:p>
+            <w:r/>
+            <w:r>
+              <w:t>The Product Offering Specification ABE describes tangible and intangible goods made available for a certain price to the market in the form of product catalogs. This ABE is also responsible for targeting market segments based on the appropriate market strategy.</w:t>
+            </w:r>
+          </w:p>
+        </w:tc>
+        <w:tc>
+          <w:tcPr>
+            <w:tcW w:type="dxa" w:w="2059"/>
+          </w:tcPr>
+          <w:p>
+            <w:r/>
+            <w:r/>
+          </w:p>
+        </w:tc>
+        <w:tc>
+          <w:tcPr>
+            <w:tcW w:type="dxa" w:w="2246"/>
+          </w:tcPr>
+          <w:p>
+            <w:r/>
+            <w:r>
+              <w:t>*(no description available)*</w:t>
+            </w:r>
+          </w:p>
+        </w:tc>
+      </w:tr>
+    </w:tbl>
+    <w:p/>
+    <w:p>
+      <w:pPr>
+        <w:pStyle w:val="Heading2"/>
+      </w:pPr>
+      <w:r>
         <w:t>Functional Framework Functions</w:t>
       </w:r>
     </w:p>
@@ -656,7 +656,35 @@
         </w:tc>
         <w:tc>
           <w:tcPr>
-            <w:tcW w:type="dxa" w:w="2340"/>
+            <w:tcW w:type="dxa" w:w="1872"/>
+          </w:tcPr>
+          <w:p>
+            <w:r/>
+            <w:r>
+              <w:rPr>
+                <w:b/>
+              </w:rPr>
+              <w:t>Aggregate Function Level 1</w:t>
+            </w:r>
+          </w:p>
+        </w:tc>
+        <w:tc>
+          <w:tcPr>
+            <w:tcW w:type="dxa" w:w="1778"/>
+          </w:tcPr>
+          <w:p>
+            <w:r/>
+            <w:r>
+              <w:rPr>
+                <w:b/>
+              </w:rPr>
+              <w:t>Aggregate Function Level 2</w:t>
+            </w:r>
+          </w:p>
+        </w:tc>
+        <w:tc>
+          <w:tcPr>
+            <w:tcW w:type="dxa" w:w="2153"/>
           </w:tcPr>
           <w:p>
             <w:r/>
@@ -668,34 +696,6 @@
             </w:r>
           </w:p>
         </w:tc>
-        <w:tc>
-          <w:tcPr>
-            <w:tcW w:type="dxa" w:w="1872"/>
-          </w:tcPr>
-          <w:p>
-            <w:r/>
-            <w:r>
-              <w:rPr>
-                <w:b/>
-              </w:rPr>
-              <w:t>Aggregate Function Level 1</w:t>
-            </w:r>
-          </w:p>
-        </w:tc>
-        <w:tc>
-          <w:tcPr>
-            <w:tcW w:type="dxa" w:w="1591"/>
-          </w:tcPr>
-          <w:p>
-            <w:r/>
-            <w:r>
-              <w:rPr>
-                <w:b/>
-              </w:rPr>
-              <w:t>Aggregate Function Level 2</w:t>
-            </w:r>
-          </w:p>
-        </w:tc>
       </w:tr>
       <w:tr>
         <w:tc>
@@ -722,34 +722,34 @@
         </w:tc>
         <w:tc>
           <w:tcPr>
-            <w:tcW w:type="dxa" w:w="2340"/>
+            <w:tcW w:type="dxa" w:w="1872"/>
+          </w:tcPr>
+          <w:p>
+            <w:r/>
+            <w:r>
+              <w:t>Product Operational Analysis</w:t>
+            </w:r>
+          </w:p>
+        </w:tc>
+        <w:tc>
+          <w:tcPr>
+            <w:tcW w:type="dxa" w:w="1778"/>
+          </w:tcPr>
+          <w:p>
+            <w:r/>
+            <w:r>
+              <w:t>Pushed Offer Management</w:t>
+            </w:r>
+          </w:p>
+        </w:tc>
+        <w:tc>
+          <w:tcPr>
+            <w:tcW w:type="dxa" w:w="2153"/>
           </w:tcPr>
           <w:p>
             <w:r/>
             <w:r>
               <w:t>Product Specification &amp; Offering Simulation Function simulates Product Specification configuration and Product Offerings on the real traffic of the customer thanks to Tariff Calculation and Rating.</w:t>
-            </w:r>
-          </w:p>
-        </w:tc>
-        <w:tc>
-          <w:tcPr>
-            <w:tcW w:type="dxa" w:w="1872"/>
-          </w:tcPr>
-          <w:p>
-            <w:r/>
-            <w:r>
-              <w:t>Product Operational Analysis</w:t>
-            </w:r>
-          </w:p>
-        </w:tc>
-        <w:tc>
-          <w:tcPr>
-            <w:tcW w:type="dxa" w:w="1591"/>
-          </w:tcPr>
-          <w:p>
-            <w:r/>
-            <w:r>
-              <w:t>Pushed Offer Management</w:t>
             </w:r>
           </w:p>
         </w:tc>
@@ -779,34 +779,34 @@
         </w:tc>
         <w:tc>
           <w:tcPr>
-            <w:tcW w:type="dxa" w:w="2340"/>
+            <w:tcW w:type="dxa" w:w="1872"/>
+          </w:tcPr>
+          <w:p>
+            <w:r/>
+            <w:r>
+              <w:t>Product Operational Analysis</w:t>
+            </w:r>
+          </w:p>
+        </w:tc>
+        <w:tc>
+          <w:tcPr>
+            <w:tcW w:type="dxa" w:w="1778"/>
+          </w:tcPr>
+          <w:p>
+            <w:r/>
+            <w:r>
+              <w:t>Pushed Offer Management</w:t>
+            </w:r>
+          </w:p>
+        </w:tc>
+        <w:tc>
+          <w:tcPr>
+            <w:tcW w:type="dxa" w:w="2153"/>
           </w:tcPr>
           <w:p>
             <w:r/>
             <w:r>
               <w:t>Pushed Offer Identification Function identifies offers adapted to the customer needs including personalized offers. Based on a customer's individualized knowledge (Marketing one to one), the aim is to elaborate for each customer according to his needs and recent action individualized Product Specifications &amp; Offerings.</w:t>
-            </w:r>
-          </w:p>
-        </w:tc>
-        <w:tc>
-          <w:tcPr>
-            <w:tcW w:type="dxa" w:w="1872"/>
-          </w:tcPr>
-          <w:p>
-            <w:r/>
-            <w:r>
-              <w:t>Product Operational Analysis</w:t>
-            </w:r>
-          </w:p>
-        </w:tc>
-        <w:tc>
-          <w:tcPr>
-            <w:tcW w:type="dxa" w:w="1591"/>
-          </w:tcPr>
-          <w:p>
-            <w:r/>
-            <w:r>
-              <w:t>Pushed Offer Management</w:t>
             </w:r>
           </w:p>
         </w:tc>
@@ -947,7 +947,7 @@
         </w:tc>
         <w:tc>
           <w:tcPr>
-            <w:tcW w:type="dxa" w:w="2153"/>
+            <w:tcW w:type="dxa" w:w="1872"/>
           </w:tcPr>
           <w:p>
             <w:r/>
@@ -961,7 +961,7 @@
         </w:tc>
         <w:tc>
           <w:tcPr>
-            <w:tcW w:type="dxa" w:w="1685"/>
+            <w:tcW w:type="dxa" w:w="1591"/>
           </w:tcPr>
           <w:p>
             <w:r/>
@@ -975,7 +975,7 @@
         </w:tc>
         <w:tc>
           <w:tcPr>
-            <w:tcW w:type="dxa" w:w="1310"/>
+            <w:tcW w:type="dxa" w:w="1217"/>
           </w:tcPr>
           <w:p>
             <w:r/>
@@ -989,7 +989,7 @@
         </w:tc>
         <w:tc>
           <w:tcPr>
-            <w:tcW w:type="dxa" w:w="1966"/>
+            <w:tcW w:type="dxa" w:w="1778"/>
           </w:tcPr>
           <w:p>
             <w:r/>
@@ -1003,7 +1003,7 @@
         </w:tc>
         <w:tc>
           <w:tcPr>
-            <w:tcW w:type="dxa" w:w="1217"/>
+            <w:tcW w:type="dxa" w:w="1872"/>
           </w:tcPr>
           <w:p>
             <w:r/>
@@ -1030,7 +1030,7 @@
         </w:tc>
         <w:tc>
           <w:tcPr>
-            <w:tcW w:type="dxa" w:w="2153"/>
+            <w:tcW w:type="dxa" w:w="1872"/>
           </w:tcPr>
           <w:p>
             <w:r/>
@@ -1041,7 +1041,7 @@
         </w:tc>
         <w:tc>
           <w:tcPr>
-            <w:tcW w:type="dxa" w:w="1685"/>
+            <w:tcW w:type="dxa" w:w="1591"/>
           </w:tcPr>
           <w:p>
             <w:r/>
@@ -1052,7 +1052,7 @@
         </w:tc>
         <w:tc>
           <w:tcPr>
-            <w:tcW w:type="dxa" w:w="1310"/>
+            <w:tcW w:type="dxa" w:w="1217"/>
           </w:tcPr>
           <w:p>
             <w:r/>
@@ -1063,7 +1063,7 @@
         </w:tc>
         <w:tc>
           <w:tcPr>
-            <w:tcW w:type="dxa" w:w="1966"/>
+            <w:tcW w:type="dxa" w:w="1778"/>
           </w:tcPr>
           <w:p>
             <w:r/>
@@ -1074,24 +1074,12 @@
         </w:tc>
         <w:tc>
           <w:tcPr>
-            <w:tcW w:type="dxa" w:w="1217"/>
-          </w:tcPr>
-          <w:p>
-            <w:r/>
-            <w:r>
-              <w:t>GET</w:t>
-            </w:r>
-            <w:r>
-              <w:br/>
-            </w:r>
-            <w:r>
-              <w:t>GET /id</w:t>
-            </w:r>
-            <w:r>
-              <w:br/>
-            </w:r>
-            <w:r>
-              <w:t>POST</w:t>
+            <w:tcW w:type="dxa" w:w="1872"/>
+          </w:tcPr>
+          <w:p>
+            <w:r/>
+            <w:r>
+              <w:t>GET, GET /id, POST</w:t>
             </w:r>
           </w:p>
         </w:tc>
@@ -1110,7 +1098,7 @@
         </w:tc>
         <w:tc>
           <w:tcPr>
-            <w:tcW w:type="dxa" w:w="2153"/>
+            <w:tcW w:type="dxa" w:w="1872"/>
           </w:tcPr>
           <w:p>
             <w:r/>
@@ -1121,7 +1109,7 @@
         </w:tc>
         <w:tc>
           <w:tcPr>
-            <w:tcW w:type="dxa" w:w="1685"/>
+            <w:tcW w:type="dxa" w:w="1591"/>
           </w:tcPr>
           <w:p>
             <w:r/>
@@ -1132,7 +1120,7 @@
         </w:tc>
         <w:tc>
           <w:tcPr>
-            <w:tcW w:type="dxa" w:w="1310"/>
+            <w:tcW w:type="dxa" w:w="1217"/>
           </w:tcPr>
           <w:p>
             <w:r/>
@@ -1143,16 +1131,78 @@
         </w:tc>
         <w:tc>
           <w:tcPr>
-            <w:tcW w:type="dxa" w:w="1966"/>
+            <w:tcW w:type="dxa" w:w="1778"/>
           </w:tcPr>
           <w:p>
             <w:r/>
             <w:r>
               <w:t>processFlow</w:t>
             </w:r>
-            <w:r>
-              <w:br/>
-            </w:r>
+          </w:p>
+        </w:tc>
+        <w:tc>
+          <w:tcPr>
+            <w:tcW w:type="dxa" w:w="1872"/>
+          </w:tcPr>
+          <w:p>
+            <w:r/>
+            <w:r>
+              <w:t>GET, GET /id, POST, DELETE /id</w:t>
+            </w:r>
+          </w:p>
+        </w:tc>
+      </w:tr>
+      <w:tr>
+        <w:tc>
+          <w:tcPr>
+            <w:tcW w:type="dxa" w:w="1030"/>
+          </w:tcPr>
+          <w:p>
+            <w:r/>
+            <w:r>
+              <w:t>TMF701</w:t>
+            </w:r>
+          </w:p>
+        </w:tc>
+        <w:tc>
+          <w:tcPr>
+            <w:tcW w:type="dxa" w:w="1872"/>
+          </w:tcPr>
+          <w:p>
+            <w:r/>
+            <w:r>
+              <w:t>UNRESOLVED-TMF701</w:t>
+            </w:r>
+          </w:p>
+        </w:tc>
+        <w:tc>
+          <w:tcPr>
+            <w:tcW w:type="dxa" w:w="1591"/>
+          </w:tcPr>
+          <w:p>
+            <w:r/>
+            <w:r>
+              <w:t>Optional</w:t>
+            </w:r>
+          </w:p>
+        </w:tc>
+        <w:tc>
+          <w:tcPr>
+            <w:tcW w:type="dxa" w:w="1217"/>
+          </w:tcPr>
+          <w:p>
+            <w:r/>
+            <w:r>
+              <w:t>4</w:t>
+            </w:r>
+          </w:p>
+        </w:tc>
+        <w:tc>
+          <w:tcPr>
+            <w:tcW w:type="dxa" w:w="1778"/>
+          </w:tcPr>
+          <w:p>
+            <w:r/>
             <w:r>
               <w:t>taskFlow</w:t>
             </w:r>
@@ -1160,36 +1210,12 @@
         </w:tc>
         <w:tc>
           <w:tcPr>
-            <w:tcW w:type="dxa" w:w="1217"/>
-          </w:tcPr>
-          <w:p>
-            <w:r/>
-            <w:r>
-              <w:t>GET</w:t>
-            </w:r>
-            <w:r>
-              <w:br/>
-            </w:r>
-            <w:r>
-              <w:t>GET /id</w:t>
-            </w:r>
-            <w:r>
-              <w:br/>
-            </w:r>
-            <w:r>
-              <w:t>POST</w:t>
-            </w:r>
-            <w:r>
-              <w:br/>
-            </w:r>
-            <w:r>
-              <w:t>DELETE /id</w:t>
-            </w:r>
-            <w:r>
-              <w:br/>
-            </w:r>
-            <w:r>
-              <w:t>PATCH /id</w:t>
+            <w:tcW w:type="dxa" w:w="1872"/>
+          </w:tcPr>
+          <w:p>
+            <w:r/>
+            <w:r>
+              <w:t>GET, GET /id, PATCH /id</w:t>
             </w:r>
           </w:p>
         </w:tc>
@@ -1291,7 +1317,7 @@
         </w:tc>
         <w:tc>
           <w:tcPr>
-            <w:tcW w:type="dxa" w:w="2153"/>
+            <w:tcW w:type="dxa" w:w="1966"/>
           </w:tcPr>
           <w:p>
             <w:r/>
@@ -1319,7 +1345,7 @@
         </w:tc>
         <w:tc>
           <w:tcPr>
-            <w:tcW w:type="dxa" w:w="1685"/>
+            <w:tcW w:type="dxa" w:w="1591"/>
           </w:tcPr>
           <w:p>
             <w:r/>
@@ -1333,7 +1359,7 @@
         </w:tc>
         <w:tc>
           <w:tcPr>
-            <w:tcW w:type="dxa" w:w="2059"/>
+            <w:tcW w:type="dxa" w:w="1872"/>
           </w:tcPr>
           <w:p>
             <w:r/>
@@ -1347,7 +1373,7 @@
         </w:tc>
         <w:tc>
           <w:tcPr>
-            <w:tcW w:type="dxa" w:w="1217"/>
+            <w:tcW w:type="dxa" w:w="1685"/>
           </w:tcPr>
           <w:p>
             <w:r/>
@@ -1374,7 +1400,7 @@
         </w:tc>
         <w:tc>
           <w:tcPr>
-            <w:tcW w:type="dxa" w:w="2153"/>
+            <w:tcW w:type="dxa" w:w="1966"/>
           </w:tcPr>
           <w:p>
             <w:r/>
@@ -1396,64 +1422,34 @@
         </w:tc>
         <w:tc>
           <w:tcPr>
+            <w:tcW w:type="dxa" w:w="1591"/>
+          </w:tcPr>
+          <w:p>
+            <w:r/>
+            <w:r>
+              <w:t>Mandatory</w:t>
+            </w:r>
+          </w:p>
+        </w:tc>
+        <w:tc>
+          <w:tcPr>
+            <w:tcW w:type="dxa" w:w="1872"/>
+          </w:tcPr>
+          <w:p>
+            <w:r/>
+            <w:r>
+              <w:t>productCatalog</w:t>
+            </w:r>
+          </w:p>
+        </w:tc>
+        <w:tc>
+          <w:tcPr>
             <w:tcW w:type="dxa" w:w="1685"/>
           </w:tcPr>
           <w:p>
             <w:r/>
             <w:r>
-              <w:t>Mandatory</w:t>
-            </w:r>
-          </w:p>
-        </w:tc>
-        <w:tc>
-          <w:tcPr>
-            <w:tcW w:type="dxa" w:w="2059"/>
-          </w:tcPr>
-          <w:p>
-            <w:r/>
-            <w:r>
-              <w:t>productCatalog</w:t>
-            </w:r>
-            <w:r>
-              <w:br/>
-            </w:r>
-            <w:r>
-              <w:t>category</w:t>
-            </w:r>
-            <w:r>
-              <w:br/>
-            </w:r>
-            <w:r>
-              <w:t>productOffering</w:t>
-            </w:r>
-            <w:r>
-              <w:br/>
-            </w:r>
-            <w:r>
-              <w:t>productOfferingPrice</w:t>
-            </w:r>
-            <w:r>
-              <w:br/>
-            </w:r>
-            <w:r>
-              <w:t>productSpecification</w:t>
-            </w:r>
-          </w:p>
-        </w:tc>
-        <w:tc>
-          <w:tcPr>
-            <w:tcW w:type="dxa" w:w="1217"/>
-          </w:tcPr>
-          <w:p>
-            <w:r/>
-            <w:r>
-              <w:t>GET</w:t>
-            </w:r>
-            <w:r>
-              <w:br/>
-            </w:r>
-            <w:r>
-              <w:t>GET /id</w:t>
+              <w:t>GET, GET /id</w:t>
             </w:r>
           </w:p>
         </w:tc>
@@ -1472,7 +1468,7 @@
         </w:tc>
         <w:tc>
           <w:tcPr>
-            <w:tcW w:type="dxa" w:w="2153"/>
+            <w:tcW w:type="dxa" w:w="1966"/>
           </w:tcPr>
           <w:p>
             <w:r/>
@@ -1488,7 +1484,29 @@
           <w:p>
             <w:r/>
             <w:r>
-              <w:t>4</w:t>
+              <w:t>5</w:t>
+            </w:r>
+          </w:p>
+        </w:tc>
+        <w:tc>
+          <w:tcPr>
+            <w:tcW w:type="dxa" w:w="1591"/>
+          </w:tcPr>
+          <w:p>
+            <w:r/>
+            <w:r>
+              <w:t>Mandatory</w:t>
+            </w:r>
+          </w:p>
+        </w:tc>
+        <w:tc>
+          <w:tcPr>
+            <w:tcW w:type="dxa" w:w="1872"/>
+          </w:tcPr>
+          <w:p>
+            <w:r/>
+            <w:r>
+              <w:t>category</w:t>
             </w:r>
           </w:p>
         </w:tc>
@@ -1499,59 +1517,7 @@
           <w:p>
             <w:r/>
             <w:r>
-              <w:t>Mandatory</w:t>
-            </w:r>
-          </w:p>
-        </w:tc>
-        <w:tc>
-          <w:tcPr>
-            <w:tcW w:type="dxa" w:w="2059"/>
-          </w:tcPr>
-          <w:p>
-            <w:r/>
-            <w:r>
-              <w:t>catalog</w:t>
-            </w:r>
-            <w:r>
-              <w:br/>
-            </w:r>
-            <w:r>
-              <w:t>category</w:t>
-            </w:r>
-            <w:r>
-              <w:br/>
-            </w:r>
-            <w:r>
-              <w:t>productSpecification</w:t>
-            </w:r>
-            <w:r>
-              <w:br/>
-            </w:r>
-            <w:r>
-              <w:t>productOffering</w:t>
-            </w:r>
-            <w:r>
-              <w:br/>
-            </w:r>
-            <w:r>
-              <w:t>productOfferingPrice</w:t>
-            </w:r>
-          </w:p>
-        </w:tc>
-        <w:tc>
-          <w:tcPr>
-            <w:tcW w:type="dxa" w:w="1217"/>
-          </w:tcPr>
-          <w:p>
-            <w:r/>
-            <w:r>
-              <w:t>GET</w:t>
-            </w:r>
-            <w:r>
-              <w:br/>
-            </w:r>
-            <w:r>
-              <w:t>GET /id</w:t>
+              <w:t>GET, GET /id</w:t>
             </w:r>
           </w:p>
         </w:tc>
@@ -1564,18 +1530,18 @@
           <w:p>
             <w:r/>
             <w:r>
-              <w:t>TMF637</w:t>
-            </w:r>
-          </w:p>
-        </w:tc>
-        <w:tc>
-          <w:tcPr>
-            <w:tcW w:type="dxa" w:w="2153"/>
-          </w:tcPr>
-          <w:p>
-            <w:r/>
-            <w:r>
-              <w:t>TMF637</w:t>
+              <w:t>TMF620</w:t>
+            </w:r>
+          </w:p>
+        </w:tc>
+        <w:tc>
+          <w:tcPr>
+            <w:tcW w:type="dxa" w:w="1966"/>
+          </w:tcPr>
+          <w:p>
+            <w:r/>
+            <w:r>
+              <w:t>Product Catalog Management API</w:t>
             </w:r>
           </w:p>
         </w:tc>
@@ -1592,40 +1558,34 @@
         </w:tc>
         <w:tc>
           <w:tcPr>
+            <w:tcW w:type="dxa" w:w="1591"/>
+          </w:tcPr>
+          <w:p>
+            <w:r/>
+            <w:r>
+              <w:t>Mandatory</w:t>
+            </w:r>
+          </w:p>
+        </w:tc>
+        <w:tc>
+          <w:tcPr>
+            <w:tcW w:type="dxa" w:w="1872"/>
+          </w:tcPr>
+          <w:p>
+            <w:r/>
+            <w:r>
+              <w:t>productOffering</w:t>
+            </w:r>
+          </w:p>
+        </w:tc>
+        <w:tc>
+          <w:tcPr>
             <w:tcW w:type="dxa" w:w="1685"/>
           </w:tcPr>
           <w:p>
             <w:r/>
             <w:r>
-              <w:t>Optional</w:t>
-            </w:r>
-          </w:p>
-        </w:tc>
-        <w:tc>
-          <w:tcPr>
-            <w:tcW w:type="dxa" w:w="2059"/>
-          </w:tcPr>
-          <w:p>
-            <w:r/>
-            <w:r>
-              <w:t>product</w:t>
-            </w:r>
-          </w:p>
-        </w:tc>
-        <w:tc>
-          <w:tcPr>
-            <w:tcW w:type="dxa" w:w="1217"/>
-          </w:tcPr>
-          <w:p>
-            <w:r/>
-            <w:r>
-              <w:t>GET</w:t>
-            </w:r>
-            <w:r>
-              <w:br/>
-            </w:r>
-            <w:r>
-              <w:t>GET /id</w:t>
+              <w:t>GET, GET /id</w:t>
             </w:r>
           </w:p>
         </w:tc>
@@ -1638,18 +1598,18 @@
           <w:p>
             <w:r/>
             <w:r>
-              <w:t>TMF637</w:t>
-            </w:r>
-          </w:p>
-        </w:tc>
-        <w:tc>
-          <w:tcPr>
-            <w:tcW w:type="dxa" w:w="2153"/>
-          </w:tcPr>
-          <w:p>
-            <w:r/>
-            <w:r>
-              <w:t>TMF637</w:t>
+              <w:t>TMF620</w:t>
+            </w:r>
+          </w:p>
+        </w:tc>
+        <w:tc>
+          <w:tcPr>
+            <w:tcW w:type="dxa" w:w="1966"/>
+          </w:tcPr>
+          <w:p>
+            <w:r/>
+            <w:r>
+              <w:t>Product Catalog Management API</w:t>
             </w:r>
           </w:p>
         </w:tc>
@@ -1660,7 +1620,29 @@
           <w:p>
             <w:r/>
             <w:r>
-              <w:t>4</w:t>
+              <w:t>5</w:t>
+            </w:r>
+          </w:p>
+        </w:tc>
+        <w:tc>
+          <w:tcPr>
+            <w:tcW w:type="dxa" w:w="1591"/>
+          </w:tcPr>
+          <w:p>
+            <w:r/>
+            <w:r>
+              <w:t>Mandatory</w:t>
+            </w:r>
+          </w:p>
+        </w:tc>
+        <w:tc>
+          <w:tcPr>
+            <w:tcW w:type="dxa" w:w="1872"/>
+          </w:tcPr>
+          <w:p>
+            <w:r/>
+            <w:r>
+              <w:t>productOfferingPrice</w:t>
             </w:r>
           </w:p>
         </w:tc>
@@ -1671,35 +1653,7 @@
           <w:p>
             <w:r/>
             <w:r>
-              <w:t>Optional</w:t>
-            </w:r>
-          </w:p>
-        </w:tc>
-        <w:tc>
-          <w:tcPr>
-            <w:tcW w:type="dxa" w:w="2059"/>
-          </w:tcPr>
-          <w:p>
-            <w:r/>
-            <w:r>
-              <w:t>product</w:t>
-            </w:r>
-          </w:p>
-        </w:tc>
-        <w:tc>
-          <w:tcPr>
-            <w:tcW w:type="dxa" w:w="1217"/>
-          </w:tcPr>
-          <w:p>
-            <w:r/>
-            <w:r>
-              <w:t>GET</w:t>
-            </w:r>
-            <w:r>
-              <w:br/>
-            </w:r>
-            <w:r>
-              <w:t>GET /id</w:t>
+              <w:t>GET, GET /id</w:t>
             </w:r>
           </w:p>
         </w:tc>
@@ -1712,18 +1666,18 @@
           <w:p>
             <w:r/>
             <w:r>
-              <w:t>TMF622</w:t>
-            </w:r>
-          </w:p>
-        </w:tc>
-        <w:tc>
-          <w:tcPr>
-            <w:tcW w:type="dxa" w:w="2153"/>
-          </w:tcPr>
-          <w:p>
-            <w:r/>
-            <w:r>
-              <w:t>TMF622</w:t>
+              <w:t>TMF620</w:t>
+            </w:r>
+          </w:p>
+        </w:tc>
+        <w:tc>
+          <w:tcPr>
+            <w:tcW w:type="dxa" w:w="1966"/>
+          </w:tcPr>
+          <w:p>
+            <w:r/>
+            <w:r>
+              <w:t>Product Catalog Management API</w:t>
             </w:r>
           </w:p>
         </w:tc>
@@ -1740,40 +1694,34 @@
         </w:tc>
         <w:tc>
           <w:tcPr>
+            <w:tcW w:type="dxa" w:w="1591"/>
+          </w:tcPr>
+          <w:p>
+            <w:r/>
+            <w:r>
+              <w:t>Mandatory</w:t>
+            </w:r>
+          </w:p>
+        </w:tc>
+        <w:tc>
+          <w:tcPr>
+            <w:tcW w:type="dxa" w:w="1872"/>
+          </w:tcPr>
+          <w:p>
+            <w:r/>
+            <w:r>
+              <w:t>productSpecification</w:t>
+            </w:r>
+          </w:p>
+        </w:tc>
+        <w:tc>
+          <w:tcPr>
             <w:tcW w:type="dxa" w:w="1685"/>
           </w:tcPr>
           <w:p>
             <w:r/>
             <w:r>
-              <w:t>Optional</w:t>
-            </w:r>
-          </w:p>
-        </w:tc>
-        <w:tc>
-          <w:tcPr>
-            <w:tcW w:type="dxa" w:w="2059"/>
-          </w:tcPr>
-          <w:p>
-            <w:r/>
-            <w:r>
-              <w:t>productOrder</w:t>
-            </w:r>
-          </w:p>
-        </w:tc>
-        <w:tc>
-          <w:tcPr>
-            <w:tcW w:type="dxa" w:w="1217"/>
-          </w:tcPr>
-          <w:p>
-            <w:r/>
-            <w:r>
-              <w:t>GET</w:t>
-            </w:r>
-            <w:r>
-              <w:br/>
-            </w:r>
-            <w:r>
-              <w:t>GET /id</w:t>
+              <w:t>GET, GET /id</w:t>
             </w:r>
           </w:p>
         </w:tc>
@@ -1786,18 +1734,18 @@
           <w:p>
             <w:r/>
             <w:r>
-              <w:t>TMF622</w:t>
-            </w:r>
-          </w:p>
-        </w:tc>
-        <w:tc>
-          <w:tcPr>
-            <w:tcW w:type="dxa" w:w="2153"/>
-          </w:tcPr>
-          <w:p>
-            <w:r/>
-            <w:r>
-              <w:t>TMF622</w:t>
+              <w:t>TMF620</w:t>
+            </w:r>
+          </w:p>
+        </w:tc>
+        <w:tc>
+          <w:tcPr>
+            <w:tcW w:type="dxa" w:w="1966"/>
+          </w:tcPr>
+          <w:p>
+            <w:r/>
+            <w:r>
+              <w:t>Product Catalog Management API</w:t>
             </w:r>
           </w:p>
         </w:tc>
@@ -1814,40 +1762,34 @@
         </w:tc>
         <w:tc>
           <w:tcPr>
+            <w:tcW w:type="dxa" w:w="1591"/>
+          </w:tcPr>
+          <w:p>
+            <w:r/>
+            <w:r>
+              <w:t>Mandatory</w:t>
+            </w:r>
+          </w:p>
+        </w:tc>
+        <w:tc>
+          <w:tcPr>
+            <w:tcW w:type="dxa" w:w="1872"/>
+          </w:tcPr>
+          <w:p>
+            <w:r/>
+            <w:r>
+              <w:t>catalog</w:t>
+            </w:r>
+          </w:p>
+        </w:tc>
+        <w:tc>
+          <w:tcPr>
             <w:tcW w:type="dxa" w:w="1685"/>
           </w:tcPr>
           <w:p>
             <w:r/>
             <w:r>
-              <w:t>Optional</w:t>
-            </w:r>
-          </w:p>
-        </w:tc>
-        <w:tc>
-          <w:tcPr>
-            <w:tcW w:type="dxa" w:w="2059"/>
-          </w:tcPr>
-          <w:p>
-            <w:r/>
-            <w:r>
-              <w:t>productOrder</w:t>
-            </w:r>
-          </w:p>
-        </w:tc>
-        <w:tc>
-          <w:tcPr>
-            <w:tcW w:type="dxa" w:w="1217"/>
-          </w:tcPr>
-          <w:p>
-            <w:r/>
-            <w:r>
-              <w:t>GET</w:t>
-            </w:r>
-            <w:r>
-              <w:br/>
-            </w:r>
-            <w:r>
-              <w:t>GET /id</w:t>
+              <w:t>GET, GET /id</w:t>
             </w:r>
           </w:p>
         </w:tc>
@@ -1860,18 +1802,18 @@
           <w:p>
             <w:r/>
             <w:r>
-              <w:t>TMF679</w:t>
-            </w:r>
-          </w:p>
-        </w:tc>
-        <w:tc>
-          <w:tcPr>
-            <w:tcW w:type="dxa" w:w="2153"/>
-          </w:tcPr>
-          <w:p>
-            <w:r/>
-            <w:r>
-              <w:t>TMF679</w:t>
+              <w:t>TMF620</w:t>
+            </w:r>
+          </w:p>
+        </w:tc>
+        <w:tc>
+          <w:tcPr>
+            <w:tcW w:type="dxa" w:w="1966"/>
+          </w:tcPr>
+          <w:p>
+            <w:r/>
+            <w:r>
+              <w:t>Product Catalog Management API</w:t>
             </w:r>
           </w:p>
         </w:tc>
@@ -1888,40 +1830,34 @@
         </w:tc>
         <w:tc>
           <w:tcPr>
+            <w:tcW w:type="dxa" w:w="1591"/>
+          </w:tcPr>
+          <w:p>
+            <w:r/>
+            <w:r>
+              <w:t>Mandatory</w:t>
+            </w:r>
+          </w:p>
+        </w:tc>
+        <w:tc>
+          <w:tcPr>
+            <w:tcW w:type="dxa" w:w="1872"/>
+          </w:tcPr>
+          <w:p>
+            <w:r/>
+            <w:r>
+              <w:t>category</w:t>
+            </w:r>
+          </w:p>
+        </w:tc>
+        <w:tc>
+          <w:tcPr>
             <w:tcW w:type="dxa" w:w="1685"/>
           </w:tcPr>
           <w:p>
             <w:r/>
             <w:r>
-              <w:t>Optional</w:t>
-            </w:r>
-          </w:p>
-        </w:tc>
-        <w:tc>
-          <w:tcPr>
-            <w:tcW w:type="dxa" w:w="2059"/>
-          </w:tcPr>
-          <w:p>
-            <w:r/>
-            <w:r>
-              <w:t>productOfferingQualification</w:t>
-            </w:r>
-          </w:p>
-        </w:tc>
-        <w:tc>
-          <w:tcPr>
-            <w:tcW w:type="dxa" w:w="1217"/>
-          </w:tcPr>
-          <w:p>
-            <w:r/>
-            <w:r>
-              <w:t>GET</w:t>
-            </w:r>
-            <w:r>
-              <w:br/>
-            </w:r>
-            <w:r>
-              <w:t>GET /id</w:t>
+              <w:t>GET, GET /id</w:t>
             </w:r>
           </w:p>
         </w:tc>
@@ -1934,18 +1870,18 @@
           <w:p>
             <w:r/>
             <w:r>
-              <w:t>TMF666</w:t>
-            </w:r>
-          </w:p>
-        </w:tc>
-        <w:tc>
-          <w:tcPr>
-            <w:tcW w:type="dxa" w:w="2153"/>
-          </w:tcPr>
-          <w:p>
-            <w:r/>
-            <w:r>
-              <w:t>TMF666</w:t>
+              <w:t>TMF620</w:t>
+            </w:r>
+          </w:p>
+        </w:tc>
+        <w:tc>
+          <w:tcPr>
+            <w:tcW w:type="dxa" w:w="1966"/>
+          </w:tcPr>
+          <w:p>
+            <w:r/>
+            <w:r>
+              <w:t>Product Catalog Management API</w:t>
             </w:r>
           </w:p>
         </w:tc>
@@ -1956,7 +1892,29 @@
           <w:p>
             <w:r/>
             <w:r>
-              <w:t>5</w:t>
+              <w:t>4</w:t>
+            </w:r>
+          </w:p>
+        </w:tc>
+        <w:tc>
+          <w:tcPr>
+            <w:tcW w:type="dxa" w:w="1591"/>
+          </w:tcPr>
+          <w:p>
+            <w:r/>
+            <w:r>
+              <w:t>Mandatory</w:t>
+            </w:r>
+          </w:p>
+        </w:tc>
+        <w:tc>
+          <w:tcPr>
+            <w:tcW w:type="dxa" w:w="1872"/>
+          </w:tcPr>
+          <w:p>
+            <w:r/>
+            <w:r>
+              <w:t>productSpecification</w:t>
             </w:r>
           </w:p>
         </w:tc>
@@ -1967,35 +1925,7 @@
           <w:p>
             <w:r/>
             <w:r>
-              <w:t>Optional</w:t>
-            </w:r>
-          </w:p>
-        </w:tc>
-        <w:tc>
-          <w:tcPr>
-            <w:tcW w:type="dxa" w:w="2059"/>
-          </w:tcPr>
-          <w:p>
-            <w:r/>
-            <w:r>
-              <w:t>billingAccount</w:t>
-            </w:r>
-          </w:p>
-        </w:tc>
-        <w:tc>
-          <w:tcPr>
-            <w:tcW w:type="dxa" w:w="1217"/>
-          </w:tcPr>
-          <w:p>
-            <w:r/>
-            <w:r>
-              <w:t>GET</w:t>
-            </w:r>
-            <w:r>
-              <w:br/>
-            </w:r>
-            <w:r>
-              <w:t>GET /id</w:t>
+              <w:t>GET, GET /id</w:t>
             </w:r>
           </w:p>
         </w:tc>
@@ -2008,18 +1938,18 @@
           <w:p>
             <w:r/>
             <w:r>
-              <w:t>TMF666</w:t>
-            </w:r>
-          </w:p>
-        </w:tc>
-        <w:tc>
-          <w:tcPr>
-            <w:tcW w:type="dxa" w:w="2153"/>
-          </w:tcPr>
-          <w:p>
-            <w:r/>
-            <w:r>
-              <w:t>TMF666</w:t>
+              <w:t>TMF620</w:t>
+            </w:r>
+          </w:p>
+        </w:tc>
+        <w:tc>
+          <w:tcPr>
+            <w:tcW w:type="dxa" w:w="1966"/>
+          </w:tcPr>
+          <w:p>
+            <w:r/>
+            <w:r>
+              <w:t>Product Catalog Management API</w:t>
             </w:r>
           </w:p>
         </w:tc>
@@ -2036,40 +1966,34 @@
         </w:tc>
         <w:tc>
           <w:tcPr>
+            <w:tcW w:type="dxa" w:w="1591"/>
+          </w:tcPr>
+          <w:p>
+            <w:r/>
+            <w:r>
+              <w:t>Mandatory</w:t>
+            </w:r>
+          </w:p>
+        </w:tc>
+        <w:tc>
+          <w:tcPr>
+            <w:tcW w:type="dxa" w:w="1872"/>
+          </w:tcPr>
+          <w:p>
+            <w:r/>
+            <w:r>
+              <w:t>productOffering</w:t>
+            </w:r>
+          </w:p>
+        </w:tc>
+        <w:tc>
+          <w:tcPr>
             <w:tcW w:type="dxa" w:w="1685"/>
           </w:tcPr>
           <w:p>
             <w:r/>
             <w:r>
-              <w:t>Optional</w:t>
-            </w:r>
-          </w:p>
-        </w:tc>
-        <w:tc>
-          <w:tcPr>
-            <w:tcW w:type="dxa" w:w="2059"/>
-          </w:tcPr>
-          <w:p>
-            <w:r/>
-            <w:r>
-              <w:t>billingAccount</w:t>
-            </w:r>
-          </w:p>
-        </w:tc>
-        <w:tc>
-          <w:tcPr>
-            <w:tcW w:type="dxa" w:w="1217"/>
-          </w:tcPr>
-          <w:p>
-            <w:r/>
-            <w:r>
-              <w:t>GET</w:t>
-            </w:r>
-            <w:r>
-              <w:br/>
-            </w:r>
-            <w:r>
-              <w:t>GET /id</w:t>
+              <w:t>GET, GET /id</w:t>
             </w:r>
           </w:p>
         </w:tc>
@@ -2082,18 +2006,18 @@
           <w:p>
             <w:r/>
             <w:r>
-              <w:t>TMF629</w:t>
-            </w:r>
-          </w:p>
-        </w:tc>
-        <w:tc>
-          <w:tcPr>
-            <w:tcW w:type="dxa" w:w="2153"/>
-          </w:tcPr>
-          <w:p>
-            <w:r/>
-            <w:r>
-              <w:t>TMF629</w:t>
+              <w:t>TMF620</w:t>
+            </w:r>
+          </w:p>
+        </w:tc>
+        <w:tc>
+          <w:tcPr>
+            <w:tcW w:type="dxa" w:w="1966"/>
+          </w:tcPr>
+          <w:p>
+            <w:r/>
+            <w:r>
+              <w:t>Product Catalog Management API</w:t>
             </w:r>
           </w:p>
         </w:tc>
@@ -2104,7 +2028,29 @@
           <w:p>
             <w:r/>
             <w:r>
-              <w:t>5</w:t>
+              <w:t>4</w:t>
+            </w:r>
+          </w:p>
+        </w:tc>
+        <w:tc>
+          <w:tcPr>
+            <w:tcW w:type="dxa" w:w="1591"/>
+          </w:tcPr>
+          <w:p>
+            <w:r/>
+            <w:r>
+              <w:t>Mandatory</w:t>
+            </w:r>
+          </w:p>
+        </w:tc>
+        <w:tc>
+          <w:tcPr>
+            <w:tcW w:type="dxa" w:w="1872"/>
+          </w:tcPr>
+          <w:p>
+            <w:r/>
+            <w:r>
+              <w:t>productOfferingPrice</w:t>
             </w:r>
           </w:p>
         </w:tc>
@@ -2115,35 +2061,7 @@
           <w:p>
             <w:r/>
             <w:r>
-              <w:t>Optional</w:t>
-            </w:r>
-          </w:p>
-        </w:tc>
-        <w:tc>
-          <w:tcPr>
-            <w:tcW w:type="dxa" w:w="2059"/>
-          </w:tcPr>
-          <w:p>
-            <w:r/>
-            <w:r>
-              <w:t>customer</w:t>
-            </w:r>
-          </w:p>
-        </w:tc>
-        <w:tc>
-          <w:tcPr>
-            <w:tcW w:type="dxa" w:w="1217"/>
-          </w:tcPr>
-          <w:p>
-            <w:r/>
-            <w:r>
-              <w:t>GET</w:t>
-            </w:r>
-            <w:r>
-              <w:br/>
-            </w:r>
-            <w:r>
-              <w:t>GET /id</w:t>
+              <w:t>GET, GET /id</w:t>
             </w:r>
           </w:p>
         </w:tc>
@@ -2156,18 +2074,18 @@
           <w:p>
             <w:r/>
             <w:r>
-              <w:t>TMF629</w:t>
-            </w:r>
-          </w:p>
-        </w:tc>
-        <w:tc>
-          <w:tcPr>
-            <w:tcW w:type="dxa" w:w="2153"/>
-          </w:tcPr>
-          <w:p>
-            <w:r/>
-            <w:r>
-              <w:t>TMF629</w:t>
+              <w:t>TMF637</w:t>
+            </w:r>
+          </w:p>
+        </w:tc>
+        <w:tc>
+          <w:tcPr>
+            <w:tcW w:type="dxa" w:w="1966"/>
+          </w:tcPr>
+          <w:p>
+            <w:r/>
+            <w:r>
+              <w:t>TMF637</w:t>
             </w:r>
           </w:p>
         </w:tc>
@@ -2178,7 +2096,29 @@
           <w:p>
             <w:r/>
             <w:r>
-              <w:t>4</w:t>
+              <w:t>5</w:t>
+            </w:r>
+          </w:p>
+        </w:tc>
+        <w:tc>
+          <w:tcPr>
+            <w:tcW w:type="dxa" w:w="1591"/>
+          </w:tcPr>
+          <w:p>
+            <w:r/>
+            <w:r>
+              <w:t>Optional</w:t>
+            </w:r>
+          </w:p>
+        </w:tc>
+        <w:tc>
+          <w:tcPr>
+            <w:tcW w:type="dxa" w:w="1872"/>
+          </w:tcPr>
+          <w:p>
+            <w:r/>
+            <w:r>
+              <w:t>product</w:t>
             </w:r>
           </w:p>
         </w:tc>
@@ -2189,35 +2129,7 @@
           <w:p>
             <w:r/>
             <w:r>
-              <w:t>Optional</w:t>
-            </w:r>
-          </w:p>
-        </w:tc>
-        <w:tc>
-          <w:tcPr>
-            <w:tcW w:type="dxa" w:w="2059"/>
-          </w:tcPr>
-          <w:p>
-            <w:r/>
-            <w:r>
-              <w:t>customer</w:t>
-            </w:r>
-          </w:p>
-        </w:tc>
-        <w:tc>
-          <w:tcPr>
-            <w:tcW w:type="dxa" w:w="1217"/>
-          </w:tcPr>
-          <w:p>
-            <w:r/>
-            <w:r>
-              <w:t>GET</w:t>
-            </w:r>
-            <w:r>
-              <w:br/>
-            </w:r>
-            <w:r>
-              <w:t>GET /id</w:t>
+              <w:t>GET, GET /id</w:t>
             </w:r>
           </w:p>
         </w:tc>
@@ -2230,18 +2142,18 @@
           <w:p>
             <w:r/>
             <w:r>
-              <w:t>TMF663</w:t>
-            </w:r>
-          </w:p>
-        </w:tc>
-        <w:tc>
-          <w:tcPr>
-            <w:tcW w:type="dxa" w:w="2153"/>
-          </w:tcPr>
-          <w:p>
-            <w:r/>
-            <w:r>
-              <w:t>TMF663</w:t>
+              <w:t>TMF637</w:t>
+            </w:r>
+          </w:p>
+        </w:tc>
+        <w:tc>
+          <w:tcPr>
+            <w:tcW w:type="dxa" w:w="1966"/>
+          </w:tcPr>
+          <w:p>
+            <w:r/>
+            <w:r>
+              <w:t>TMF637</w:t>
             </w:r>
           </w:p>
         </w:tc>
@@ -2252,7 +2164,29 @@
           <w:p>
             <w:r/>
             <w:r>
-              <w:t>5</w:t>
+              <w:t>4</w:t>
+            </w:r>
+          </w:p>
+        </w:tc>
+        <w:tc>
+          <w:tcPr>
+            <w:tcW w:type="dxa" w:w="1591"/>
+          </w:tcPr>
+          <w:p>
+            <w:r/>
+            <w:r>
+              <w:t>Optional</w:t>
+            </w:r>
+          </w:p>
+        </w:tc>
+        <w:tc>
+          <w:tcPr>
+            <w:tcW w:type="dxa" w:w="1872"/>
+          </w:tcPr>
+          <w:p>
+            <w:r/>
+            <w:r>
+              <w:t>product</w:t>
             </w:r>
           </w:p>
         </w:tc>
@@ -2263,35 +2197,7 @@
           <w:p>
             <w:r/>
             <w:r>
-              <w:t>Optional</w:t>
-            </w:r>
-          </w:p>
-        </w:tc>
-        <w:tc>
-          <w:tcPr>
-            <w:tcW w:type="dxa" w:w="2059"/>
-          </w:tcPr>
-          <w:p>
-            <w:r/>
-            <w:r>
-              <w:t>shoppingCart</w:t>
-            </w:r>
-          </w:p>
-        </w:tc>
-        <w:tc>
-          <w:tcPr>
-            <w:tcW w:type="dxa" w:w="1217"/>
-          </w:tcPr>
-          <w:p>
-            <w:r/>
-            <w:r>
-              <w:t>GET</w:t>
-            </w:r>
-            <w:r>
-              <w:br/>
-            </w:r>
-            <w:r>
-              <w:t>GET /id</w:t>
+              <w:t>GET, GET /id</w:t>
             </w:r>
           </w:p>
         </w:tc>
@@ -2304,18 +2210,18 @@
           <w:p>
             <w:r/>
             <w:r>
-              <w:t>TMF663</w:t>
-            </w:r>
-          </w:p>
-        </w:tc>
-        <w:tc>
-          <w:tcPr>
-            <w:tcW w:type="dxa" w:w="2153"/>
-          </w:tcPr>
-          <w:p>
-            <w:r/>
-            <w:r>
-              <w:t>TMF663</w:t>
+              <w:t>TMF622</w:t>
+            </w:r>
+          </w:p>
+        </w:tc>
+        <w:tc>
+          <w:tcPr>
+            <w:tcW w:type="dxa" w:w="1966"/>
+          </w:tcPr>
+          <w:p>
+            <w:r/>
+            <w:r>
+              <w:t>TMF622</w:t>
             </w:r>
           </w:p>
         </w:tc>
@@ -2326,7 +2232,29 @@
           <w:p>
             <w:r/>
             <w:r>
-              <w:t>4</w:t>
+              <w:t>5</w:t>
+            </w:r>
+          </w:p>
+        </w:tc>
+        <w:tc>
+          <w:tcPr>
+            <w:tcW w:type="dxa" w:w="1591"/>
+          </w:tcPr>
+          <w:p>
+            <w:r/>
+            <w:r>
+              <w:t>Optional</w:t>
+            </w:r>
+          </w:p>
+        </w:tc>
+        <w:tc>
+          <w:tcPr>
+            <w:tcW w:type="dxa" w:w="1872"/>
+          </w:tcPr>
+          <w:p>
+            <w:r/>
+            <w:r>
+              <w:t>productOrder</w:t>
             </w:r>
           </w:p>
         </w:tc>
@@ -2337,35 +2265,7 @@
           <w:p>
             <w:r/>
             <w:r>
-              <w:t>Optional</w:t>
-            </w:r>
-          </w:p>
-        </w:tc>
-        <w:tc>
-          <w:tcPr>
-            <w:tcW w:type="dxa" w:w="2059"/>
-          </w:tcPr>
-          <w:p>
-            <w:r/>
-            <w:r>
-              <w:t>shoppingCart</w:t>
-            </w:r>
-          </w:p>
-        </w:tc>
-        <w:tc>
-          <w:tcPr>
-            <w:tcW w:type="dxa" w:w="1217"/>
-          </w:tcPr>
-          <w:p>
-            <w:r/>
-            <w:r>
-              <w:t>GET</w:t>
-            </w:r>
-            <w:r>
-              <w:br/>
-            </w:r>
-            <w:r>
-              <w:t>GET /id</w:t>
+              <w:t>GET, GET /id</w:t>
             </w:r>
           </w:p>
         </w:tc>
@@ -2378,18 +2278,18 @@
           <w:p>
             <w:r/>
             <w:r>
-              <w:t>TMF671</w:t>
-            </w:r>
-          </w:p>
-        </w:tc>
-        <w:tc>
-          <w:tcPr>
-            <w:tcW w:type="dxa" w:w="2153"/>
-          </w:tcPr>
-          <w:p>
-            <w:r/>
-            <w:r>
-              <w:t>TMF671</w:t>
+              <w:t>TMF622</w:t>
+            </w:r>
+          </w:p>
+        </w:tc>
+        <w:tc>
+          <w:tcPr>
+            <w:tcW w:type="dxa" w:w="1966"/>
+          </w:tcPr>
+          <w:p>
+            <w:r/>
+            <w:r>
+              <w:t>TMF622</w:t>
             </w:r>
           </w:p>
         </w:tc>
@@ -2406,40 +2306,34 @@
         </w:tc>
         <w:tc>
           <w:tcPr>
+            <w:tcW w:type="dxa" w:w="1591"/>
+          </w:tcPr>
+          <w:p>
+            <w:r/>
+            <w:r>
+              <w:t>Optional</w:t>
+            </w:r>
+          </w:p>
+        </w:tc>
+        <w:tc>
+          <w:tcPr>
+            <w:tcW w:type="dxa" w:w="1872"/>
+          </w:tcPr>
+          <w:p>
+            <w:r/>
+            <w:r>
+              <w:t>productOrder</w:t>
+            </w:r>
+          </w:p>
+        </w:tc>
+        <w:tc>
+          <w:tcPr>
             <w:tcW w:type="dxa" w:w="1685"/>
           </w:tcPr>
           <w:p>
             <w:r/>
             <w:r>
-              <w:t>Optional</w:t>
-            </w:r>
-          </w:p>
-        </w:tc>
-        <w:tc>
-          <w:tcPr>
-            <w:tcW w:type="dxa" w:w="2059"/>
-          </w:tcPr>
-          <w:p>
-            <w:r/>
-            <w:r>
-              <w:t>promotion</w:t>
-            </w:r>
-          </w:p>
-        </w:tc>
-        <w:tc>
-          <w:tcPr>
-            <w:tcW w:type="dxa" w:w="1217"/>
-          </w:tcPr>
-          <w:p>
-            <w:r/>
-            <w:r>
-              <w:t>GET</w:t>
-            </w:r>
-            <w:r>
-              <w:br/>
-            </w:r>
-            <w:r>
-              <w:t>GET /id</w:t>
+              <w:t>GET, GET /id</w:t>
             </w:r>
           </w:p>
         </w:tc>
@@ -2452,18 +2346,18 @@
           <w:p>
             <w:r/>
             <w:r>
-              <w:t>TMF673</w:t>
-            </w:r>
-          </w:p>
-        </w:tc>
-        <w:tc>
-          <w:tcPr>
-            <w:tcW w:type="dxa" w:w="2153"/>
-          </w:tcPr>
-          <w:p>
-            <w:r/>
-            <w:r>
-              <w:t>TMF673</w:t>
+              <w:t>TMF679</w:t>
+            </w:r>
+          </w:p>
+        </w:tc>
+        <w:tc>
+          <w:tcPr>
+            <w:tcW w:type="dxa" w:w="1966"/>
+          </w:tcPr>
+          <w:p>
+            <w:r/>
+            <w:r>
+              <w:t>TMF679</w:t>
             </w:r>
           </w:p>
         </w:tc>
@@ -2480,40 +2374,34 @@
         </w:tc>
         <w:tc>
           <w:tcPr>
+            <w:tcW w:type="dxa" w:w="1591"/>
+          </w:tcPr>
+          <w:p>
+            <w:r/>
+            <w:r>
+              <w:t>Optional</w:t>
+            </w:r>
+          </w:p>
+        </w:tc>
+        <w:tc>
+          <w:tcPr>
+            <w:tcW w:type="dxa" w:w="1872"/>
+          </w:tcPr>
+          <w:p>
+            <w:r/>
+            <w:r>
+              <w:t>productOfferingQualification</w:t>
+            </w:r>
+          </w:p>
+        </w:tc>
+        <w:tc>
+          <w:tcPr>
             <w:tcW w:type="dxa" w:w="1685"/>
           </w:tcPr>
           <w:p>
             <w:r/>
             <w:r>
-              <w:t>Optional</w:t>
-            </w:r>
-          </w:p>
-        </w:tc>
-        <w:tc>
-          <w:tcPr>
-            <w:tcW w:type="dxa" w:w="2059"/>
-          </w:tcPr>
-          <w:p>
-            <w:r/>
-            <w:r>
-              <w:t>geographicAddressManagement</w:t>
-            </w:r>
-          </w:p>
-        </w:tc>
-        <w:tc>
-          <w:tcPr>
-            <w:tcW w:type="dxa" w:w="1217"/>
-          </w:tcPr>
-          <w:p>
-            <w:r/>
-            <w:r>
-              <w:t>GET</w:t>
-            </w:r>
-            <w:r>
-              <w:br/>
-            </w:r>
-            <w:r>
-              <w:t>GET /id</w:t>
+              <w:t>GET, GET /id</w:t>
             </w:r>
           </w:p>
         </w:tc>
@@ -2526,18 +2414,18 @@
           <w:p>
             <w:r/>
             <w:r>
-              <w:t>TMF675</w:t>
-            </w:r>
-          </w:p>
-        </w:tc>
-        <w:tc>
-          <w:tcPr>
-            <w:tcW w:type="dxa" w:w="2153"/>
-          </w:tcPr>
-          <w:p>
-            <w:r/>
-            <w:r>
-              <w:t>TMF675</w:t>
+              <w:t>TMF666</w:t>
+            </w:r>
+          </w:p>
+        </w:tc>
+        <w:tc>
+          <w:tcPr>
+            <w:tcW w:type="dxa" w:w="1966"/>
+          </w:tcPr>
+          <w:p>
+            <w:r/>
+            <w:r>
+              <w:t>TMF666</w:t>
             </w:r>
           </w:p>
         </w:tc>
@@ -2548,7 +2436,29 @@
           <w:p>
             <w:r/>
             <w:r>
-              <w:t>4</w:t>
+              <w:t>5</w:t>
+            </w:r>
+          </w:p>
+        </w:tc>
+        <w:tc>
+          <w:tcPr>
+            <w:tcW w:type="dxa" w:w="1591"/>
+          </w:tcPr>
+          <w:p>
+            <w:r/>
+            <w:r>
+              <w:t>Optional</w:t>
+            </w:r>
+          </w:p>
+        </w:tc>
+        <w:tc>
+          <w:tcPr>
+            <w:tcW w:type="dxa" w:w="1872"/>
+          </w:tcPr>
+          <w:p>
+            <w:r/>
+            <w:r>
+              <w:t>billingAccount</w:t>
             </w:r>
           </w:p>
         </w:tc>
@@ -2559,35 +2469,7 @@
           <w:p>
             <w:r/>
             <w:r>
-              <w:t>Optional</w:t>
-            </w:r>
-          </w:p>
-        </w:tc>
-        <w:tc>
-          <w:tcPr>
-            <w:tcW w:type="dxa" w:w="2059"/>
-          </w:tcPr>
-          <w:p>
-            <w:r/>
-            <w:r>
-              <w:t>geographicLocationManagement</w:t>
-            </w:r>
-          </w:p>
-        </w:tc>
-        <w:tc>
-          <w:tcPr>
-            <w:tcW w:type="dxa" w:w="1217"/>
-          </w:tcPr>
-          <w:p>
-            <w:r/>
-            <w:r>
-              <w:t>GET</w:t>
-            </w:r>
-            <w:r>
-              <w:br/>
-            </w:r>
-            <w:r>
-              <w:t>GET /id</w:t>
+              <w:t>GET, GET /id</w:t>
             </w:r>
           </w:p>
         </w:tc>
@@ -2600,18 +2482,18 @@
           <w:p>
             <w:r/>
             <w:r>
-              <w:t>TMF632</w:t>
-            </w:r>
-          </w:p>
-        </w:tc>
-        <w:tc>
-          <w:tcPr>
-            <w:tcW w:type="dxa" w:w="2153"/>
-          </w:tcPr>
-          <w:p>
-            <w:r/>
-            <w:r>
-              <w:t>TMF632</w:t>
+              <w:t>TMF666</w:t>
+            </w:r>
+          </w:p>
+        </w:tc>
+        <w:tc>
+          <w:tcPr>
+            <w:tcW w:type="dxa" w:w="1966"/>
+          </w:tcPr>
+          <w:p>
+            <w:r/>
+            <w:r>
+              <w:t>TMF666</w:t>
             </w:r>
           </w:p>
         </w:tc>
@@ -2622,7 +2504,29 @@
           <w:p>
             <w:r/>
             <w:r>
-              <w:t>5</w:t>
+              <w:t>4</w:t>
+            </w:r>
+          </w:p>
+        </w:tc>
+        <w:tc>
+          <w:tcPr>
+            <w:tcW w:type="dxa" w:w="1591"/>
+          </w:tcPr>
+          <w:p>
+            <w:r/>
+            <w:r>
+              <w:t>Optional</w:t>
+            </w:r>
+          </w:p>
+        </w:tc>
+        <w:tc>
+          <w:tcPr>
+            <w:tcW w:type="dxa" w:w="1872"/>
+          </w:tcPr>
+          <w:p>
+            <w:r/>
+            <w:r>
+              <w:t>billingAccount</w:t>
             </w:r>
           </w:p>
         </w:tc>
@@ -2633,41 +2537,7 @@
           <w:p>
             <w:r/>
             <w:r>
-              <w:t>Optional</w:t>
-            </w:r>
-          </w:p>
-        </w:tc>
-        <w:tc>
-          <w:tcPr>
-            <w:tcW w:type="dxa" w:w="2059"/>
-          </w:tcPr>
-          <w:p>
-            <w:r/>
-            <w:r>
-              <w:t>individual</w:t>
-            </w:r>
-            <w:r>
-              <w:br/>
-            </w:r>
-            <w:r>
-              <w:t>organization</w:t>
-            </w:r>
-          </w:p>
-        </w:tc>
-        <w:tc>
-          <w:tcPr>
-            <w:tcW w:type="dxa" w:w="1217"/>
-          </w:tcPr>
-          <w:p>
-            <w:r/>
-            <w:r>
-              <w:t>GET</w:t>
-            </w:r>
-            <w:r>
-              <w:br/>
-            </w:r>
-            <w:r>
-              <w:t>GET /id</w:t>
+              <w:t>GET, GET /id</w:t>
             </w:r>
           </w:p>
         </w:tc>
@@ -2680,18 +2550,18 @@
           <w:p>
             <w:r/>
             <w:r>
-              <w:t>TMF632</w:t>
-            </w:r>
-          </w:p>
-        </w:tc>
-        <w:tc>
-          <w:tcPr>
-            <w:tcW w:type="dxa" w:w="2153"/>
-          </w:tcPr>
-          <w:p>
-            <w:r/>
-            <w:r>
-              <w:t>TMF632</w:t>
+              <w:t>TMF629</w:t>
+            </w:r>
+          </w:p>
+        </w:tc>
+        <w:tc>
+          <w:tcPr>
+            <w:tcW w:type="dxa" w:w="1966"/>
+          </w:tcPr>
+          <w:p>
+            <w:r/>
+            <w:r>
+              <w:t>TMF629</w:t>
             </w:r>
           </w:p>
         </w:tc>
@@ -2702,7 +2572,29 @@
           <w:p>
             <w:r/>
             <w:r>
-              <w:t>4</w:t>
+              <w:t>5</w:t>
+            </w:r>
+          </w:p>
+        </w:tc>
+        <w:tc>
+          <w:tcPr>
+            <w:tcW w:type="dxa" w:w="1591"/>
+          </w:tcPr>
+          <w:p>
+            <w:r/>
+            <w:r>
+              <w:t>Optional</w:t>
+            </w:r>
+          </w:p>
+        </w:tc>
+        <w:tc>
+          <w:tcPr>
+            <w:tcW w:type="dxa" w:w="1872"/>
+          </w:tcPr>
+          <w:p>
+            <w:r/>
+            <w:r>
+              <w:t>customer</w:t>
             </w:r>
           </w:p>
         </w:tc>
@@ -2713,41 +2605,7 @@
           <w:p>
             <w:r/>
             <w:r>
-              <w:t>Optional</w:t>
-            </w:r>
-          </w:p>
-        </w:tc>
-        <w:tc>
-          <w:tcPr>
-            <w:tcW w:type="dxa" w:w="2059"/>
-          </w:tcPr>
-          <w:p>
-            <w:r/>
-            <w:r>
-              <w:t>individual</w:t>
-            </w:r>
-            <w:r>
-              <w:br/>
-            </w:r>
-            <w:r>
-              <w:t>organization</w:t>
-            </w:r>
-          </w:p>
-        </w:tc>
-        <w:tc>
-          <w:tcPr>
-            <w:tcW w:type="dxa" w:w="1217"/>
-          </w:tcPr>
-          <w:p>
-            <w:r/>
-            <w:r>
-              <w:t>GET</w:t>
-            </w:r>
-            <w:r>
-              <w:br/>
-            </w:r>
-            <w:r>
-              <w:t>GET /id</w:t>
+              <w:t>GET, GET /id</w:t>
             </w:r>
           </w:p>
         </w:tc>
@@ -2760,18 +2618,18 @@
           <w:p>
             <w:r/>
             <w:r>
-              <w:t>TMF669</w:t>
-            </w:r>
-          </w:p>
-        </w:tc>
-        <w:tc>
-          <w:tcPr>
-            <w:tcW w:type="dxa" w:w="2153"/>
-          </w:tcPr>
-          <w:p>
-            <w:r/>
-            <w:r>
-              <w:t>TMF669</w:t>
+              <w:t>TMF629</w:t>
+            </w:r>
+          </w:p>
+        </w:tc>
+        <w:tc>
+          <w:tcPr>
+            <w:tcW w:type="dxa" w:w="1966"/>
+          </w:tcPr>
+          <w:p>
+            <w:r/>
+            <w:r>
+              <w:t>TMF629</w:t>
             </w:r>
           </w:p>
         </w:tc>
@@ -2782,7 +2640,29 @@
           <w:p>
             <w:r/>
             <w:r>
-              <w:t>5</w:t>
+              <w:t>4</w:t>
+            </w:r>
+          </w:p>
+        </w:tc>
+        <w:tc>
+          <w:tcPr>
+            <w:tcW w:type="dxa" w:w="1591"/>
+          </w:tcPr>
+          <w:p>
+            <w:r/>
+            <w:r>
+              <w:t>Optional</w:t>
+            </w:r>
+          </w:p>
+        </w:tc>
+        <w:tc>
+          <w:tcPr>
+            <w:tcW w:type="dxa" w:w="1872"/>
+          </w:tcPr>
+          <w:p>
+            <w:r/>
+            <w:r>
+              <w:t>customer</w:t>
             </w:r>
           </w:p>
         </w:tc>
@@ -2793,35 +2673,7 @@
           <w:p>
             <w:r/>
             <w:r>
-              <w:t>Optional</w:t>
-            </w:r>
-          </w:p>
-        </w:tc>
-        <w:tc>
-          <w:tcPr>
-            <w:tcW w:type="dxa" w:w="2059"/>
-          </w:tcPr>
-          <w:p>
-            <w:r/>
-            <w:r>
-              <w:t>partyRole</w:t>
-            </w:r>
-          </w:p>
-        </w:tc>
-        <w:tc>
-          <w:tcPr>
-            <w:tcW w:type="dxa" w:w="1217"/>
-          </w:tcPr>
-          <w:p>
-            <w:r/>
-            <w:r>
-              <w:t>GET</w:t>
-            </w:r>
-            <w:r>
-              <w:br/>
-            </w:r>
-            <w:r>
-              <w:t>GET /id</w:t>
+              <w:t>GET, GET /id</w:t>
             </w:r>
           </w:p>
         </w:tc>
@@ -2834,18 +2686,18 @@
           <w:p>
             <w:r/>
             <w:r>
-              <w:t>TMF669</w:t>
-            </w:r>
-          </w:p>
-        </w:tc>
-        <w:tc>
-          <w:tcPr>
-            <w:tcW w:type="dxa" w:w="2153"/>
-          </w:tcPr>
-          <w:p>
-            <w:r/>
-            <w:r>
-              <w:t>TMF669</w:t>
+              <w:t>TMF663</w:t>
+            </w:r>
+          </w:p>
+        </w:tc>
+        <w:tc>
+          <w:tcPr>
+            <w:tcW w:type="dxa" w:w="1966"/>
+          </w:tcPr>
+          <w:p>
+            <w:r/>
+            <w:r>
+              <w:t>TMF663</w:t>
             </w:r>
           </w:p>
         </w:tc>
@@ -2856,7 +2708,29 @@
           <w:p>
             <w:r/>
             <w:r>
-              <w:t>4</w:t>
+              <w:t>5</w:t>
+            </w:r>
+          </w:p>
+        </w:tc>
+        <w:tc>
+          <w:tcPr>
+            <w:tcW w:type="dxa" w:w="1591"/>
+          </w:tcPr>
+          <w:p>
+            <w:r/>
+            <w:r>
+              <w:t>Optional</w:t>
+            </w:r>
+          </w:p>
+        </w:tc>
+        <w:tc>
+          <w:tcPr>
+            <w:tcW w:type="dxa" w:w="1872"/>
+          </w:tcPr>
+          <w:p>
+            <w:r/>
+            <w:r>
+              <w:t>shoppingCart</w:t>
             </w:r>
           </w:p>
         </w:tc>
@@ -2867,35 +2741,7 @@
           <w:p>
             <w:r/>
             <w:r>
-              <w:t>Optional</w:t>
-            </w:r>
-          </w:p>
-        </w:tc>
-        <w:tc>
-          <w:tcPr>
-            <w:tcW w:type="dxa" w:w="2059"/>
-          </w:tcPr>
-          <w:p>
-            <w:r/>
-            <w:r>
-              <w:t>partyRole</w:t>
-            </w:r>
-          </w:p>
-        </w:tc>
-        <w:tc>
-          <w:tcPr>
-            <w:tcW w:type="dxa" w:w="1217"/>
-          </w:tcPr>
-          <w:p>
-            <w:r/>
-            <w:r>
-              <w:t>GET</w:t>
-            </w:r>
-            <w:r>
-              <w:br/>
-            </w:r>
-            <w:r>
-              <w:t>GET /id</w:t>
+              <w:t>GET, GET /id</w:t>
             </w:r>
           </w:p>
         </w:tc>
@@ -2908,18 +2754,18 @@
           <w:p>
             <w:r/>
             <w:r>
-              <w:t>TMF678</w:t>
-            </w:r>
-          </w:p>
-        </w:tc>
-        <w:tc>
-          <w:tcPr>
-            <w:tcW w:type="dxa" w:w="2153"/>
-          </w:tcPr>
-          <w:p>
-            <w:r/>
-            <w:r>
-              <w:t>TMF678</w:t>
+              <w:t>TMF663</w:t>
+            </w:r>
+          </w:p>
+        </w:tc>
+        <w:tc>
+          <w:tcPr>
+            <w:tcW w:type="dxa" w:w="1966"/>
+          </w:tcPr>
+          <w:p>
+            <w:r/>
+            <w:r>
+              <w:t>TMF663</w:t>
             </w:r>
           </w:p>
         </w:tc>
@@ -2930,7 +2776,29 @@
           <w:p>
             <w:r/>
             <w:r>
-              <w:t>5</w:t>
+              <w:t>4</w:t>
+            </w:r>
+          </w:p>
+        </w:tc>
+        <w:tc>
+          <w:tcPr>
+            <w:tcW w:type="dxa" w:w="1591"/>
+          </w:tcPr>
+          <w:p>
+            <w:r/>
+            <w:r>
+              <w:t>Optional</w:t>
+            </w:r>
+          </w:p>
+        </w:tc>
+        <w:tc>
+          <w:tcPr>
+            <w:tcW w:type="dxa" w:w="1872"/>
+          </w:tcPr>
+          <w:p>
+            <w:r/>
+            <w:r>
+              <w:t>shoppingCart</w:t>
             </w:r>
           </w:p>
         </w:tc>
@@ -2941,35 +2809,7 @@
           <w:p>
             <w:r/>
             <w:r>
-              <w:t>Optional</w:t>
-            </w:r>
-          </w:p>
-        </w:tc>
-        <w:tc>
-          <w:tcPr>
-            <w:tcW w:type="dxa" w:w="2059"/>
-          </w:tcPr>
-          <w:p>
-            <w:r/>
-            <w:r>
-              <w:t>customerBill</w:t>
-            </w:r>
-          </w:p>
-        </w:tc>
-        <w:tc>
-          <w:tcPr>
-            <w:tcW w:type="dxa" w:w="1217"/>
-          </w:tcPr>
-          <w:p>
-            <w:r/>
-            <w:r>
-              <w:t>GET</w:t>
-            </w:r>
-            <w:r>
-              <w:br/>
-            </w:r>
-            <w:r>
-              <w:t>GET /id</w:t>
+              <w:t>GET, GET /id</w:t>
             </w:r>
           </w:p>
         </w:tc>
@@ -2982,18 +2822,18 @@
           <w:p>
             <w:r/>
             <w:r>
-              <w:t>TMF678</w:t>
-            </w:r>
-          </w:p>
-        </w:tc>
-        <w:tc>
-          <w:tcPr>
-            <w:tcW w:type="dxa" w:w="2153"/>
-          </w:tcPr>
-          <w:p>
-            <w:r/>
-            <w:r>
-              <w:t>TMF678</w:t>
+              <w:t>TMF671</w:t>
+            </w:r>
+          </w:p>
+        </w:tc>
+        <w:tc>
+          <w:tcPr>
+            <w:tcW w:type="dxa" w:w="1966"/>
+          </w:tcPr>
+          <w:p>
+            <w:r/>
+            <w:r>
+              <w:t>TMF671</w:t>
             </w:r>
           </w:p>
         </w:tc>
@@ -3010,40 +2850,34 @@
         </w:tc>
         <w:tc>
           <w:tcPr>
+            <w:tcW w:type="dxa" w:w="1591"/>
+          </w:tcPr>
+          <w:p>
+            <w:r/>
+            <w:r>
+              <w:t>Optional</w:t>
+            </w:r>
+          </w:p>
+        </w:tc>
+        <w:tc>
+          <w:tcPr>
+            <w:tcW w:type="dxa" w:w="1872"/>
+          </w:tcPr>
+          <w:p>
+            <w:r/>
+            <w:r>
+              <w:t>promotion</w:t>
+            </w:r>
+          </w:p>
+        </w:tc>
+        <w:tc>
+          <w:tcPr>
             <w:tcW w:type="dxa" w:w="1685"/>
           </w:tcPr>
           <w:p>
             <w:r/>
             <w:r>
-              <w:t>Optional</w:t>
-            </w:r>
-          </w:p>
-        </w:tc>
-        <w:tc>
-          <w:tcPr>
-            <w:tcW w:type="dxa" w:w="2059"/>
-          </w:tcPr>
-          <w:p>
-            <w:r/>
-            <w:r>
-              <w:t>customerBill</w:t>
-            </w:r>
-          </w:p>
-        </w:tc>
-        <w:tc>
-          <w:tcPr>
-            <w:tcW w:type="dxa" w:w="1217"/>
-          </w:tcPr>
-          <w:p>
-            <w:r/>
-            <w:r>
-              <w:t>GET</w:t>
-            </w:r>
-            <w:r>
-              <w:br/>
-            </w:r>
-            <w:r>
-              <w:t>GET /id</w:t>
+              <w:t>GET, GET /id</w:t>
             </w:r>
           </w:p>
         </w:tc>
@@ -3056,18 +2890,18 @@
           <w:p>
             <w:r/>
             <w:r>
-              <w:t>TMF621</w:t>
-            </w:r>
-          </w:p>
-        </w:tc>
-        <w:tc>
-          <w:tcPr>
-            <w:tcW w:type="dxa" w:w="2153"/>
-          </w:tcPr>
-          <w:p>
-            <w:r/>
-            <w:r>
-              <w:t>TMF621</w:t>
+              <w:t>TMF673</w:t>
+            </w:r>
+          </w:p>
+        </w:tc>
+        <w:tc>
+          <w:tcPr>
+            <w:tcW w:type="dxa" w:w="1966"/>
+          </w:tcPr>
+          <w:p>
+            <w:r/>
+            <w:r>
+              <w:t>TMF673</w:t>
             </w:r>
           </w:p>
         </w:tc>
@@ -3078,7 +2912,29 @@
           <w:p>
             <w:r/>
             <w:r>
-              <w:t>5</w:t>
+              <w:t>4</w:t>
+            </w:r>
+          </w:p>
+        </w:tc>
+        <w:tc>
+          <w:tcPr>
+            <w:tcW w:type="dxa" w:w="1591"/>
+          </w:tcPr>
+          <w:p>
+            <w:r/>
+            <w:r>
+              <w:t>Optional</w:t>
+            </w:r>
+          </w:p>
+        </w:tc>
+        <w:tc>
+          <w:tcPr>
+            <w:tcW w:type="dxa" w:w="1872"/>
+          </w:tcPr>
+          <w:p>
+            <w:r/>
+            <w:r>
+              <w:t>geographicAddressManagement</w:t>
             </w:r>
           </w:p>
         </w:tc>
@@ -3089,35 +2945,7 @@
           <w:p>
             <w:r/>
             <w:r>
-              <w:t>Optional</w:t>
-            </w:r>
-          </w:p>
-        </w:tc>
-        <w:tc>
-          <w:tcPr>
-            <w:tcW w:type="dxa" w:w="2059"/>
-          </w:tcPr>
-          <w:p>
-            <w:r/>
-            <w:r>
-              <w:t>troubleTicket</w:t>
-            </w:r>
-          </w:p>
-        </w:tc>
-        <w:tc>
-          <w:tcPr>
-            <w:tcW w:type="dxa" w:w="1217"/>
-          </w:tcPr>
-          <w:p>
-            <w:r/>
-            <w:r>
-              <w:t>GET</w:t>
-            </w:r>
-            <w:r>
-              <w:br/>
-            </w:r>
-            <w:r>
-              <w:t>GET /id</w:t>
+              <w:t>GET, GET /id</w:t>
             </w:r>
           </w:p>
         </w:tc>
@@ -3130,18 +2958,18 @@
           <w:p>
             <w:r/>
             <w:r>
-              <w:t>TMF621</w:t>
-            </w:r>
-          </w:p>
-        </w:tc>
-        <w:tc>
-          <w:tcPr>
-            <w:tcW w:type="dxa" w:w="2153"/>
-          </w:tcPr>
-          <w:p>
-            <w:r/>
-            <w:r>
-              <w:t>TMF621</w:t>
+              <w:t>TMF675</w:t>
+            </w:r>
+          </w:p>
+        </w:tc>
+        <w:tc>
+          <w:tcPr>
+            <w:tcW w:type="dxa" w:w="1966"/>
+          </w:tcPr>
+          <w:p>
+            <w:r/>
+            <w:r>
+              <w:t>TMF675</w:t>
             </w:r>
           </w:p>
         </w:tc>
@@ -3158,40 +2986,34 @@
         </w:tc>
         <w:tc>
           <w:tcPr>
+            <w:tcW w:type="dxa" w:w="1591"/>
+          </w:tcPr>
+          <w:p>
+            <w:r/>
+            <w:r>
+              <w:t>Optional</w:t>
+            </w:r>
+          </w:p>
+        </w:tc>
+        <w:tc>
+          <w:tcPr>
+            <w:tcW w:type="dxa" w:w="1872"/>
+          </w:tcPr>
+          <w:p>
+            <w:r/>
+            <w:r>
+              <w:t>geographicLocationManagement</w:t>
+            </w:r>
+          </w:p>
+        </w:tc>
+        <w:tc>
+          <w:tcPr>
             <w:tcW w:type="dxa" w:w="1685"/>
           </w:tcPr>
           <w:p>
             <w:r/>
             <w:r>
-              <w:t>Optional</w:t>
-            </w:r>
-          </w:p>
-        </w:tc>
-        <w:tc>
-          <w:tcPr>
-            <w:tcW w:type="dxa" w:w="2059"/>
-          </w:tcPr>
-          <w:p>
-            <w:r/>
-            <w:r>
-              <w:t>troubleTicket</w:t>
-            </w:r>
-          </w:p>
-        </w:tc>
-        <w:tc>
-          <w:tcPr>
-            <w:tcW w:type="dxa" w:w="1217"/>
-          </w:tcPr>
-          <w:p>
-            <w:r/>
-            <w:r>
-              <w:t>GET</w:t>
-            </w:r>
-            <w:r>
-              <w:br/>
-            </w:r>
-            <w:r>
-              <w:t>GET /id</w:t>
+              <w:t>GET, GET /id</w:t>
             </w:r>
           </w:p>
         </w:tc>
@@ -3204,18 +3026,18 @@
           <w:p>
             <w:r/>
             <w:r>
-              <w:t>TMF635</w:t>
-            </w:r>
-          </w:p>
-        </w:tc>
-        <w:tc>
-          <w:tcPr>
-            <w:tcW w:type="dxa" w:w="2153"/>
-          </w:tcPr>
-          <w:p>
-            <w:r/>
-            <w:r>
-              <w:t>TMF635</w:t>
+              <w:t>TMF632</w:t>
+            </w:r>
+          </w:p>
+        </w:tc>
+        <w:tc>
+          <w:tcPr>
+            <w:tcW w:type="dxa" w:w="1966"/>
+          </w:tcPr>
+          <w:p>
+            <w:r/>
+            <w:r>
+              <w:t>TMF632</w:t>
             </w:r>
           </w:p>
         </w:tc>
@@ -3226,7 +3048,29 @@
           <w:p>
             <w:r/>
             <w:r>
-              <w:t>4</w:t>
+              <w:t>5</w:t>
+            </w:r>
+          </w:p>
+        </w:tc>
+        <w:tc>
+          <w:tcPr>
+            <w:tcW w:type="dxa" w:w="1591"/>
+          </w:tcPr>
+          <w:p>
+            <w:r/>
+            <w:r>
+              <w:t>Optional</w:t>
+            </w:r>
+          </w:p>
+        </w:tc>
+        <w:tc>
+          <w:tcPr>
+            <w:tcW w:type="dxa" w:w="1872"/>
+          </w:tcPr>
+          <w:p>
+            <w:r/>
+            <w:r>
+              <w:t>individual</w:t>
             </w:r>
           </w:p>
         </w:tc>
@@ -3237,35 +3081,7 @@
           <w:p>
             <w:r/>
             <w:r>
-              <w:t>Optional</w:t>
-            </w:r>
-          </w:p>
-        </w:tc>
-        <w:tc>
-          <w:tcPr>
-            <w:tcW w:type="dxa" w:w="2059"/>
-          </w:tcPr>
-          <w:p>
-            <w:r/>
-            <w:r>
-              <w:t>usage</w:t>
-            </w:r>
-          </w:p>
-        </w:tc>
-        <w:tc>
-          <w:tcPr>
-            <w:tcW w:type="dxa" w:w="1217"/>
-          </w:tcPr>
-          <w:p>
-            <w:r/>
-            <w:r>
-              <w:t>GET</w:t>
-            </w:r>
-            <w:r>
-              <w:br/>
-            </w:r>
-            <w:r>
-              <w:t>GET /id</w:t>
+              <w:t>GET, GET /id</w:t>
             </w:r>
           </w:p>
         </w:tc>
@@ -3278,18 +3094,18 @@
           <w:p>
             <w:r/>
             <w:r>
-              <w:t>TMF645</w:t>
-            </w:r>
-          </w:p>
-        </w:tc>
-        <w:tc>
-          <w:tcPr>
-            <w:tcW w:type="dxa" w:w="2153"/>
-          </w:tcPr>
-          <w:p>
-            <w:r/>
-            <w:r>
-              <w:t>TMF645</w:t>
+              <w:t>TMF632</w:t>
+            </w:r>
+          </w:p>
+        </w:tc>
+        <w:tc>
+          <w:tcPr>
+            <w:tcW w:type="dxa" w:w="1966"/>
+          </w:tcPr>
+          <w:p>
+            <w:r/>
+            <w:r>
+              <w:t>TMF632</w:t>
             </w:r>
           </w:p>
         </w:tc>
@@ -3306,58 +3122,34 @@
         </w:tc>
         <w:tc>
           <w:tcPr>
+            <w:tcW w:type="dxa" w:w="1591"/>
+          </w:tcPr>
+          <w:p>
+            <w:r/>
+            <w:r>
+              <w:t>Optional</w:t>
+            </w:r>
+          </w:p>
+        </w:tc>
+        <w:tc>
+          <w:tcPr>
+            <w:tcW w:type="dxa" w:w="1872"/>
+          </w:tcPr>
+          <w:p>
+            <w:r/>
+            <w:r>
+              <w:t>organization</w:t>
+            </w:r>
+          </w:p>
+        </w:tc>
+        <w:tc>
+          <w:tcPr>
             <w:tcW w:type="dxa" w:w="1685"/>
           </w:tcPr>
           <w:p>
             <w:r/>
             <w:r>
-              <w:t>Optional</w:t>
-            </w:r>
-          </w:p>
-        </w:tc>
-        <w:tc>
-          <w:tcPr>
-            <w:tcW w:type="dxa" w:w="2059"/>
-          </w:tcPr>
-          <w:p>
-            <w:r/>
-            <w:r>
-              <w:t>checkServiceQualification</w:t>
-            </w:r>
-            <w:r>
-              <w:br/>
-            </w:r>
-            <w:r>
-              <w:t>queryServiceQualification</w:t>
-            </w:r>
-          </w:p>
-        </w:tc>
-        <w:tc>
-          <w:tcPr>
-            <w:tcW w:type="dxa" w:w="1217"/>
-          </w:tcPr>
-          <w:p>
-            <w:r/>
-            <w:r>
-              <w:t>GET</w:t>
-            </w:r>
-            <w:r>
-              <w:br/>
-            </w:r>
-            <w:r>
-              <w:t>GET /id</w:t>
-            </w:r>
-            <w:r>
-              <w:br/>
-            </w:r>
-            <w:r>
-              <w:t>POST</w:t>
-            </w:r>
-            <w:r>
-              <w:br/>
-            </w:r>
-            <w:r>
-              <w:t>PATCH</w:t>
+              <w:t>GET, GET /id</w:t>
             </w:r>
           </w:p>
         </w:tc>
@@ -3370,13 +3162,625 @@
           <w:p>
             <w:r/>
             <w:r>
+              <w:t>TMF632</w:t>
+            </w:r>
+          </w:p>
+        </w:tc>
+        <w:tc>
+          <w:tcPr>
+            <w:tcW w:type="dxa" w:w="1966"/>
+          </w:tcPr>
+          <w:p>
+            <w:r/>
+            <w:r>
+              <w:t>TMF632</w:t>
+            </w:r>
+          </w:p>
+        </w:tc>
+        <w:tc>
+          <w:tcPr>
+            <w:tcW w:type="dxa" w:w="1217"/>
+          </w:tcPr>
+          <w:p>
+            <w:r/>
+            <w:r>
+              <w:t>4</w:t>
+            </w:r>
+          </w:p>
+        </w:tc>
+        <w:tc>
+          <w:tcPr>
+            <w:tcW w:type="dxa" w:w="1591"/>
+          </w:tcPr>
+          <w:p>
+            <w:r/>
+            <w:r>
+              <w:t>Optional</w:t>
+            </w:r>
+          </w:p>
+        </w:tc>
+        <w:tc>
+          <w:tcPr>
+            <w:tcW w:type="dxa" w:w="1872"/>
+          </w:tcPr>
+          <w:p>
+            <w:r/>
+            <w:r>
+              <w:t>individual</w:t>
+            </w:r>
+          </w:p>
+        </w:tc>
+        <w:tc>
+          <w:tcPr>
+            <w:tcW w:type="dxa" w:w="1685"/>
+          </w:tcPr>
+          <w:p>
+            <w:r/>
+            <w:r>
+              <w:t>GET, GET /id</w:t>
+            </w:r>
+          </w:p>
+        </w:tc>
+      </w:tr>
+      <w:tr>
+        <w:tc>
+          <w:tcPr>
+            <w:tcW w:type="dxa" w:w="1030"/>
+          </w:tcPr>
+          <w:p>
+            <w:r/>
+            <w:r>
+              <w:t>TMF632</w:t>
+            </w:r>
+          </w:p>
+        </w:tc>
+        <w:tc>
+          <w:tcPr>
+            <w:tcW w:type="dxa" w:w="1966"/>
+          </w:tcPr>
+          <w:p>
+            <w:r/>
+            <w:r>
+              <w:t>TMF632</w:t>
+            </w:r>
+          </w:p>
+        </w:tc>
+        <w:tc>
+          <w:tcPr>
+            <w:tcW w:type="dxa" w:w="1217"/>
+          </w:tcPr>
+          <w:p>
+            <w:r/>
+            <w:r>
+              <w:t>4</w:t>
+            </w:r>
+          </w:p>
+        </w:tc>
+        <w:tc>
+          <w:tcPr>
+            <w:tcW w:type="dxa" w:w="1591"/>
+          </w:tcPr>
+          <w:p>
+            <w:r/>
+            <w:r>
+              <w:t>Optional</w:t>
+            </w:r>
+          </w:p>
+        </w:tc>
+        <w:tc>
+          <w:tcPr>
+            <w:tcW w:type="dxa" w:w="1872"/>
+          </w:tcPr>
+          <w:p>
+            <w:r/>
+            <w:r>
+              <w:t>organization</w:t>
+            </w:r>
+          </w:p>
+        </w:tc>
+        <w:tc>
+          <w:tcPr>
+            <w:tcW w:type="dxa" w:w="1685"/>
+          </w:tcPr>
+          <w:p>
+            <w:r/>
+            <w:r>
+              <w:t>GET, GET /id</w:t>
+            </w:r>
+          </w:p>
+        </w:tc>
+      </w:tr>
+      <w:tr>
+        <w:tc>
+          <w:tcPr>
+            <w:tcW w:type="dxa" w:w="1030"/>
+          </w:tcPr>
+          <w:p>
+            <w:r/>
+            <w:r>
+              <w:t>TMF669</w:t>
+            </w:r>
+          </w:p>
+        </w:tc>
+        <w:tc>
+          <w:tcPr>
+            <w:tcW w:type="dxa" w:w="1966"/>
+          </w:tcPr>
+          <w:p>
+            <w:r/>
+            <w:r>
+              <w:t>TMF669</w:t>
+            </w:r>
+          </w:p>
+        </w:tc>
+        <w:tc>
+          <w:tcPr>
+            <w:tcW w:type="dxa" w:w="1217"/>
+          </w:tcPr>
+          <w:p>
+            <w:r/>
+            <w:r>
+              <w:t>5</w:t>
+            </w:r>
+          </w:p>
+        </w:tc>
+        <w:tc>
+          <w:tcPr>
+            <w:tcW w:type="dxa" w:w="1591"/>
+          </w:tcPr>
+          <w:p>
+            <w:r/>
+            <w:r>
+              <w:t>Optional</w:t>
+            </w:r>
+          </w:p>
+        </w:tc>
+        <w:tc>
+          <w:tcPr>
+            <w:tcW w:type="dxa" w:w="1872"/>
+          </w:tcPr>
+          <w:p>
+            <w:r/>
+            <w:r>
+              <w:t>partyRole</w:t>
+            </w:r>
+          </w:p>
+        </w:tc>
+        <w:tc>
+          <w:tcPr>
+            <w:tcW w:type="dxa" w:w="1685"/>
+          </w:tcPr>
+          <w:p>
+            <w:r/>
+            <w:r>
+              <w:t>GET, GET /id</w:t>
+            </w:r>
+          </w:p>
+        </w:tc>
+      </w:tr>
+      <w:tr>
+        <w:tc>
+          <w:tcPr>
+            <w:tcW w:type="dxa" w:w="1030"/>
+          </w:tcPr>
+          <w:p>
+            <w:r/>
+            <w:r>
+              <w:t>TMF669</w:t>
+            </w:r>
+          </w:p>
+        </w:tc>
+        <w:tc>
+          <w:tcPr>
+            <w:tcW w:type="dxa" w:w="1966"/>
+          </w:tcPr>
+          <w:p>
+            <w:r/>
+            <w:r>
+              <w:t>TMF669</w:t>
+            </w:r>
+          </w:p>
+        </w:tc>
+        <w:tc>
+          <w:tcPr>
+            <w:tcW w:type="dxa" w:w="1217"/>
+          </w:tcPr>
+          <w:p>
+            <w:r/>
+            <w:r>
+              <w:t>4</w:t>
+            </w:r>
+          </w:p>
+        </w:tc>
+        <w:tc>
+          <w:tcPr>
+            <w:tcW w:type="dxa" w:w="1591"/>
+          </w:tcPr>
+          <w:p>
+            <w:r/>
+            <w:r>
+              <w:t>Optional</w:t>
+            </w:r>
+          </w:p>
+        </w:tc>
+        <w:tc>
+          <w:tcPr>
+            <w:tcW w:type="dxa" w:w="1872"/>
+          </w:tcPr>
+          <w:p>
+            <w:r/>
+            <w:r>
+              <w:t>partyRole</w:t>
+            </w:r>
+          </w:p>
+        </w:tc>
+        <w:tc>
+          <w:tcPr>
+            <w:tcW w:type="dxa" w:w="1685"/>
+          </w:tcPr>
+          <w:p>
+            <w:r/>
+            <w:r>
+              <w:t>GET, GET /id</w:t>
+            </w:r>
+          </w:p>
+        </w:tc>
+      </w:tr>
+      <w:tr>
+        <w:tc>
+          <w:tcPr>
+            <w:tcW w:type="dxa" w:w="1030"/>
+          </w:tcPr>
+          <w:p>
+            <w:r/>
+            <w:r>
+              <w:t>TMF678</w:t>
+            </w:r>
+          </w:p>
+        </w:tc>
+        <w:tc>
+          <w:tcPr>
+            <w:tcW w:type="dxa" w:w="1966"/>
+          </w:tcPr>
+          <w:p>
+            <w:r/>
+            <w:r>
+              <w:t>TMF678</w:t>
+            </w:r>
+          </w:p>
+        </w:tc>
+        <w:tc>
+          <w:tcPr>
+            <w:tcW w:type="dxa" w:w="1217"/>
+          </w:tcPr>
+          <w:p>
+            <w:r/>
+            <w:r>
+              <w:t>5</w:t>
+            </w:r>
+          </w:p>
+        </w:tc>
+        <w:tc>
+          <w:tcPr>
+            <w:tcW w:type="dxa" w:w="1591"/>
+          </w:tcPr>
+          <w:p>
+            <w:r/>
+            <w:r>
+              <w:t>Optional</w:t>
+            </w:r>
+          </w:p>
+        </w:tc>
+        <w:tc>
+          <w:tcPr>
+            <w:tcW w:type="dxa" w:w="1872"/>
+          </w:tcPr>
+          <w:p>
+            <w:r/>
+            <w:r>
+              <w:t>customerBill</w:t>
+            </w:r>
+          </w:p>
+        </w:tc>
+        <w:tc>
+          <w:tcPr>
+            <w:tcW w:type="dxa" w:w="1685"/>
+          </w:tcPr>
+          <w:p>
+            <w:r/>
+            <w:r>
+              <w:t>GET, GET /id</w:t>
+            </w:r>
+          </w:p>
+        </w:tc>
+      </w:tr>
+      <w:tr>
+        <w:tc>
+          <w:tcPr>
+            <w:tcW w:type="dxa" w:w="1030"/>
+          </w:tcPr>
+          <w:p>
+            <w:r/>
+            <w:r>
+              <w:t>TMF678</w:t>
+            </w:r>
+          </w:p>
+        </w:tc>
+        <w:tc>
+          <w:tcPr>
+            <w:tcW w:type="dxa" w:w="1966"/>
+          </w:tcPr>
+          <w:p>
+            <w:r/>
+            <w:r>
+              <w:t>TMF678</w:t>
+            </w:r>
+          </w:p>
+        </w:tc>
+        <w:tc>
+          <w:tcPr>
+            <w:tcW w:type="dxa" w:w="1217"/>
+          </w:tcPr>
+          <w:p>
+            <w:r/>
+            <w:r>
+              <w:t>4</w:t>
+            </w:r>
+          </w:p>
+        </w:tc>
+        <w:tc>
+          <w:tcPr>
+            <w:tcW w:type="dxa" w:w="1591"/>
+          </w:tcPr>
+          <w:p>
+            <w:r/>
+            <w:r>
+              <w:t>Optional</w:t>
+            </w:r>
+          </w:p>
+        </w:tc>
+        <w:tc>
+          <w:tcPr>
+            <w:tcW w:type="dxa" w:w="1872"/>
+          </w:tcPr>
+          <w:p>
+            <w:r/>
+            <w:r>
+              <w:t>customerBill</w:t>
+            </w:r>
+          </w:p>
+        </w:tc>
+        <w:tc>
+          <w:tcPr>
+            <w:tcW w:type="dxa" w:w="1685"/>
+          </w:tcPr>
+          <w:p>
+            <w:r/>
+            <w:r>
+              <w:t>GET, GET /id</w:t>
+            </w:r>
+          </w:p>
+        </w:tc>
+      </w:tr>
+      <w:tr>
+        <w:tc>
+          <w:tcPr>
+            <w:tcW w:type="dxa" w:w="1030"/>
+          </w:tcPr>
+          <w:p>
+            <w:r/>
+            <w:r>
+              <w:t>TMF621</w:t>
+            </w:r>
+          </w:p>
+        </w:tc>
+        <w:tc>
+          <w:tcPr>
+            <w:tcW w:type="dxa" w:w="1966"/>
+          </w:tcPr>
+          <w:p>
+            <w:r/>
+            <w:r>
+              <w:t>TMF621</w:t>
+            </w:r>
+          </w:p>
+        </w:tc>
+        <w:tc>
+          <w:tcPr>
+            <w:tcW w:type="dxa" w:w="1217"/>
+          </w:tcPr>
+          <w:p>
+            <w:r/>
+            <w:r>
+              <w:t>5</w:t>
+            </w:r>
+          </w:p>
+        </w:tc>
+        <w:tc>
+          <w:tcPr>
+            <w:tcW w:type="dxa" w:w="1591"/>
+          </w:tcPr>
+          <w:p>
+            <w:r/>
+            <w:r>
+              <w:t>Optional</w:t>
+            </w:r>
+          </w:p>
+        </w:tc>
+        <w:tc>
+          <w:tcPr>
+            <w:tcW w:type="dxa" w:w="1872"/>
+          </w:tcPr>
+          <w:p>
+            <w:r/>
+            <w:r>
+              <w:t>troubleTicket</w:t>
+            </w:r>
+          </w:p>
+        </w:tc>
+        <w:tc>
+          <w:tcPr>
+            <w:tcW w:type="dxa" w:w="1685"/>
+          </w:tcPr>
+          <w:p>
+            <w:r/>
+            <w:r>
+              <w:t>GET, GET /id</w:t>
+            </w:r>
+          </w:p>
+        </w:tc>
+      </w:tr>
+      <w:tr>
+        <w:tc>
+          <w:tcPr>
+            <w:tcW w:type="dxa" w:w="1030"/>
+          </w:tcPr>
+          <w:p>
+            <w:r/>
+            <w:r>
+              <w:t>TMF621</w:t>
+            </w:r>
+          </w:p>
+        </w:tc>
+        <w:tc>
+          <w:tcPr>
+            <w:tcW w:type="dxa" w:w="1966"/>
+          </w:tcPr>
+          <w:p>
+            <w:r/>
+            <w:r>
+              <w:t>TMF621</w:t>
+            </w:r>
+          </w:p>
+        </w:tc>
+        <w:tc>
+          <w:tcPr>
+            <w:tcW w:type="dxa" w:w="1217"/>
+          </w:tcPr>
+          <w:p>
+            <w:r/>
+            <w:r>
+              <w:t>4</w:t>
+            </w:r>
+          </w:p>
+        </w:tc>
+        <w:tc>
+          <w:tcPr>
+            <w:tcW w:type="dxa" w:w="1591"/>
+          </w:tcPr>
+          <w:p>
+            <w:r/>
+            <w:r>
+              <w:t>Optional</w:t>
+            </w:r>
+          </w:p>
+        </w:tc>
+        <w:tc>
+          <w:tcPr>
+            <w:tcW w:type="dxa" w:w="1872"/>
+          </w:tcPr>
+          <w:p>
+            <w:r/>
+            <w:r>
+              <w:t>troubleTicket</w:t>
+            </w:r>
+          </w:p>
+        </w:tc>
+        <w:tc>
+          <w:tcPr>
+            <w:tcW w:type="dxa" w:w="1685"/>
+          </w:tcPr>
+          <w:p>
+            <w:r/>
+            <w:r>
+              <w:t>GET, GET /id</w:t>
+            </w:r>
+          </w:p>
+        </w:tc>
+      </w:tr>
+      <w:tr>
+        <w:tc>
+          <w:tcPr>
+            <w:tcW w:type="dxa" w:w="1030"/>
+          </w:tcPr>
+          <w:p>
+            <w:r/>
+            <w:r>
+              <w:t>TMF635</w:t>
+            </w:r>
+          </w:p>
+        </w:tc>
+        <w:tc>
+          <w:tcPr>
+            <w:tcW w:type="dxa" w:w="1966"/>
+          </w:tcPr>
+          <w:p>
+            <w:r/>
+            <w:r>
+              <w:t>TMF635</w:t>
+            </w:r>
+          </w:p>
+        </w:tc>
+        <w:tc>
+          <w:tcPr>
+            <w:tcW w:type="dxa" w:w="1217"/>
+          </w:tcPr>
+          <w:p>
+            <w:r/>
+            <w:r>
+              <w:t>4</w:t>
+            </w:r>
+          </w:p>
+        </w:tc>
+        <w:tc>
+          <w:tcPr>
+            <w:tcW w:type="dxa" w:w="1591"/>
+          </w:tcPr>
+          <w:p>
+            <w:r/>
+            <w:r>
+              <w:t>Optional</w:t>
+            </w:r>
+          </w:p>
+        </w:tc>
+        <w:tc>
+          <w:tcPr>
+            <w:tcW w:type="dxa" w:w="1872"/>
+          </w:tcPr>
+          <w:p>
+            <w:r/>
+            <w:r>
+              <w:t>usage</w:t>
+            </w:r>
+          </w:p>
+        </w:tc>
+        <w:tc>
+          <w:tcPr>
+            <w:tcW w:type="dxa" w:w="1685"/>
+          </w:tcPr>
+          <w:p>
+            <w:r/>
+            <w:r>
+              <w:t>GET, GET /id</w:t>
+            </w:r>
+          </w:p>
+        </w:tc>
+      </w:tr>
+      <w:tr>
+        <w:tc>
+          <w:tcPr>
+            <w:tcW w:type="dxa" w:w="1030"/>
+          </w:tcPr>
+          <w:p>
+            <w:r/>
+            <w:r>
               <w:t>TMF645</w:t>
             </w:r>
           </w:p>
         </w:tc>
         <w:tc>
           <w:tcPr>
-            <w:tcW w:type="dxa" w:w="2153"/>
+            <w:tcW w:type="dxa" w:w="1966"/>
           </w:tcPr>
           <w:p>
             <w:r/>
@@ -3392,33 +3796,231 @@
           <w:p>
             <w:r/>
             <w:r>
+              <w:t>5</w:t>
+            </w:r>
+          </w:p>
+        </w:tc>
+        <w:tc>
+          <w:tcPr>
+            <w:tcW w:type="dxa" w:w="1591"/>
+          </w:tcPr>
+          <w:p>
+            <w:r/>
+            <w:r>
+              <w:t>Optional</w:t>
+            </w:r>
+          </w:p>
+        </w:tc>
+        <w:tc>
+          <w:tcPr>
+            <w:tcW w:type="dxa" w:w="1872"/>
+          </w:tcPr>
+          <w:p>
+            <w:r/>
+            <w:r>
+              <w:t>checkServiceQualification</w:t>
+            </w:r>
+          </w:p>
+        </w:tc>
+        <w:tc>
+          <w:tcPr>
+            <w:tcW w:type="dxa" w:w="1685"/>
+          </w:tcPr>
+          <w:p>
+            <w:r/>
+            <w:r>
+              <w:t>GET, GET /id, POST, PATCH</w:t>
+            </w:r>
+          </w:p>
+        </w:tc>
+      </w:tr>
+      <w:tr>
+        <w:tc>
+          <w:tcPr>
+            <w:tcW w:type="dxa" w:w="1030"/>
+          </w:tcPr>
+          <w:p>
+            <w:r/>
+            <w:r>
+              <w:t>TMF645</w:t>
+            </w:r>
+          </w:p>
+        </w:tc>
+        <w:tc>
+          <w:tcPr>
+            <w:tcW w:type="dxa" w:w="1966"/>
+          </w:tcPr>
+          <w:p>
+            <w:r/>
+            <w:r>
+              <w:t>TMF645</w:t>
+            </w:r>
+          </w:p>
+        </w:tc>
+        <w:tc>
+          <w:tcPr>
+            <w:tcW w:type="dxa" w:w="1217"/>
+          </w:tcPr>
+          <w:p>
+            <w:r/>
+            <w:r>
+              <w:t>5</w:t>
+            </w:r>
+          </w:p>
+        </w:tc>
+        <w:tc>
+          <w:tcPr>
+            <w:tcW w:type="dxa" w:w="1591"/>
+          </w:tcPr>
+          <w:p>
+            <w:r/>
+            <w:r>
+              <w:t>Optional</w:t>
+            </w:r>
+          </w:p>
+        </w:tc>
+        <w:tc>
+          <w:tcPr>
+            <w:tcW w:type="dxa" w:w="1872"/>
+          </w:tcPr>
+          <w:p>
+            <w:r/>
+            <w:r>
+              <w:t>queryServiceQualification</w:t>
+            </w:r>
+          </w:p>
+        </w:tc>
+        <w:tc>
+          <w:tcPr>
+            <w:tcW w:type="dxa" w:w="1685"/>
+          </w:tcPr>
+          <w:p>
+            <w:r/>
+            <w:r>
+              <w:t>GET, GET /id, POST, PATCH</w:t>
+            </w:r>
+          </w:p>
+        </w:tc>
+      </w:tr>
+      <w:tr>
+        <w:tc>
+          <w:tcPr>
+            <w:tcW w:type="dxa" w:w="1030"/>
+          </w:tcPr>
+          <w:p>
+            <w:r/>
+            <w:r>
+              <w:t>TMF645</w:t>
+            </w:r>
+          </w:p>
+        </w:tc>
+        <w:tc>
+          <w:tcPr>
+            <w:tcW w:type="dxa" w:w="1966"/>
+          </w:tcPr>
+          <w:p>
+            <w:r/>
+            <w:r>
+              <w:t>TMF645</w:t>
+            </w:r>
+          </w:p>
+        </w:tc>
+        <w:tc>
+          <w:tcPr>
+            <w:tcW w:type="dxa" w:w="1217"/>
+          </w:tcPr>
+          <w:p>
+            <w:r/>
+            <w:r>
               <w:t>4</w:t>
             </w:r>
           </w:p>
         </w:tc>
         <w:tc>
           <w:tcPr>
+            <w:tcW w:type="dxa" w:w="1591"/>
+          </w:tcPr>
+          <w:p>
+            <w:r/>
+            <w:r>
+              <w:t>Optional</w:t>
+            </w:r>
+          </w:p>
+        </w:tc>
+        <w:tc>
+          <w:tcPr>
+            <w:tcW w:type="dxa" w:w="1872"/>
+          </w:tcPr>
+          <w:p>
+            <w:r/>
+            <w:r>
+              <w:t>checkServiceQualification</w:t>
+            </w:r>
+          </w:p>
+        </w:tc>
+        <w:tc>
+          <w:tcPr>
             <w:tcW w:type="dxa" w:w="1685"/>
           </w:tcPr>
           <w:p>
             <w:r/>
             <w:r>
+              <w:t>GET, GET /id, POST, PATCH</w:t>
+            </w:r>
+          </w:p>
+        </w:tc>
+      </w:tr>
+      <w:tr>
+        <w:tc>
+          <w:tcPr>
+            <w:tcW w:type="dxa" w:w="1030"/>
+          </w:tcPr>
+          <w:p>
+            <w:r/>
+            <w:r>
+              <w:t>TMF645</w:t>
+            </w:r>
+          </w:p>
+        </w:tc>
+        <w:tc>
+          <w:tcPr>
+            <w:tcW w:type="dxa" w:w="1966"/>
+          </w:tcPr>
+          <w:p>
+            <w:r/>
+            <w:r>
+              <w:t>TMF645</w:t>
+            </w:r>
+          </w:p>
+        </w:tc>
+        <w:tc>
+          <w:tcPr>
+            <w:tcW w:type="dxa" w:w="1217"/>
+          </w:tcPr>
+          <w:p>
+            <w:r/>
+            <w:r>
+              <w:t>4</w:t>
+            </w:r>
+          </w:p>
+        </w:tc>
+        <w:tc>
+          <w:tcPr>
+            <w:tcW w:type="dxa" w:w="1591"/>
+          </w:tcPr>
+          <w:p>
+            <w:r/>
+            <w:r>
               <w:t>Optional</w:t>
             </w:r>
           </w:p>
         </w:tc>
         <w:tc>
           <w:tcPr>
-            <w:tcW w:type="dxa" w:w="2059"/>
-          </w:tcPr>
-          <w:p>
-            <w:r/>
-            <w:r>
-              <w:t>checkServiceQualification</w:t>
-            </w:r>
-            <w:r>
-              <w:br/>
-            </w:r>
+            <w:tcW w:type="dxa" w:w="1872"/>
+          </w:tcPr>
+          <w:p>
+            <w:r/>
             <w:r>
               <w:t>queryServiceQualification</w:t>
             </w:r>
@@ -3426,30 +4028,12 @@
         </w:tc>
         <w:tc>
           <w:tcPr>
-            <w:tcW w:type="dxa" w:w="1217"/>
-          </w:tcPr>
-          <w:p>
-            <w:r/>
-            <w:r>
-              <w:t>GET</w:t>
-            </w:r>
-            <w:r>
-              <w:br/>
-            </w:r>
-            <w:r>
-              <w:t>GET /id</w:t>
-            </w:r>
-            <w:r>
-              <w:br/>
-            </w:r>
-            <w:r>
-              <w:t>POST</w:t>
-            </w:r>
-            <w:r>
-              <w:br/>
-            </w:r>
-            <w:r>
-              <w:t>PATCH</w:t>
+            <w:tcW w:type="dxa" w:w="1685"/>
+          </w:tcPr>
+          <w:p>
+            <w:r/>
+            <w:r>
+              <w:t>GET, GET /id, POST, PATCH</w:t>
             </w:r>
           </w:p>
         </w:tc>

--- a/specifications/TMFC050-ProductRecommendation/Diagrams/TMFC050_Product_Recommendation_Management.docx
+++ b/specifications/TMFC050-ProductRecommendation/Diagrams/TMFC050_Product_Recommendation_Management.docx
@@ -155,6 +155,9 @@
         </w:tc>
       </w:tr>
       <w:tr>
+        <w:trPr>
+          <w:cantSplit/>
+        </w:trPr>
         <w:tc>
           <w:tcPr>
             <w:tcW w:type="dxa" w:w="2902"/>
@@ -358,6 +361,9 @@
         </w:tc>
       </w:tr>
       <w:tr>
+        <w:trPr>
+          <w:cantSplit/>
+        </w:trPr>
         <w:tc>
           <w:tcPr>
             <w:tcW w:type="dxa" w:w="1404"/>
@@ -404,6 +410,9 @@
         </w:tc>
       </w:tr>
       <w:tr>
+        <w:trPr>
+          <w:cantSplit/>
+        </w:trPr>
         <w:tc>
           <w:tcPr>
             <w:tcW w:type="dxa" w:w="1404"/>
@@ -491,7 +500,7 @@
         </w:trPr>
         <w:tc>
           <w:tcPr>
-            <w:tcW w:type="dxa" w:w="2246"/>
+            <w:tcW w:type="dxa" w:w="2434"/>
           </w:tcPr>
           <w:p>
             <w:r/>
@@ -505,7 +514,7 @@
         </w:tc>
         <w:tc>
           <w:tcPr>
-            <w:tcW w:type="dxa" w:w="2808"/>
+            <w:tcW w:type="dxa" w:w="2714"/>
           </w:tcPr>
           <w:p>
             <w:r/>
@@ -533,7 +542,7 @@
         </w:tc>
         <w:tc>
           <w:tcPr>
-            <w:tcW w:type="dxa" w:w="2246"/>
+            <w:tcW w:type="dxa" w:w="2153"/>
           </w:tcPr>
           <w:p>
             <w:r/>
@@ -547,20 +556,23 @@
         </w:tc>
       </w:tr>
       <w:tr>
-        <w:tc>
-          <w:tcPr>
-            <w:tcW w:type="dxa" w:w="2246"/>
-          </w:tcPr>
-          <w:p>
-            <w:r/>
-            <w:r>
-              <w:t>Product Offering Specification</w:t>
-            </w:r>
-          </w:p>
-        </w:tc>
-        <w:tc>
-          <w:tcPr>
-            <w:tcW w:type="dxa" w:w="2808"/>
+        <w:trPr>
+          <w:cantSplit/>
+        </w:trPr>
+        <w:tc>
+          <w:tcPr>
+            <w:tcW w:type="dxa" w:w="2434"/>
+          </w:tcPr>
+          <w:p>
+            <w:r/>
+            <w:r>
+              <w:t>Product Offering Specification ABE</w:t>
+            </w:r>
+          </w:p>
+        </w:tc>
+        <w:tc>
+          <w:tcPr>
+            <w:tcW w:type="dxa" w:w="2714"/>
           </w:tcPr>
           <w:p>
             <w:r/>
@@ -580,7 +592,7 @@
         </w:tc>
         <w:tc>
           <w:tcPr>
-            <w:tcW w:type="dxa" w:w="2246"/>
+            <w:tcW w:type="dxa" w:w="2153"/>
           </w:tcPr>
           <w:p>
             <w:r/>
@@ -664,13 +676,13 @@
               <w:rPr>
                 <w:b/>
               </w:rPr>
-              <w:t>Aggregate Function Level 1</w:t>
-            </w:r>
-          </w:p>
-        </w:tc>
-        <w:tc>
-          <w:tcPr>
-            <w:tcW w:type="dxa" w:w="1778"/>
+              <w:t>Aggregate Function L1</w:t>
+            </w:r>
+          </w:p>
+        </w:tc>
+        <w:tc>
+          <w:tcPr>
+            <w:tcW w:type="dxa" w:w="1685"/>
           </w:tcPr>
           <w:p>
             <w:r/>
@@ -678,13 +690,13 @@
               <w:rPr>
                 <w:b/>
               </w:rPr>
-              <w:t>Aggregate Function Level 2</w:t>
-            </w:r>
-          </w:p>
-        </w:tc>
-        <w:tc>
-          <w:tcPr>
-            <w:tcW w:type="dxa" w:w="2153"/>
+              <w:t>Aggregate Function L2</w:t>
+            </w:r>
+          </w:p>
+        </w:tc>
+        <w:tc>
+          <w:tcPr>
+            <w:tcW w:type="dxa" w:w="2246"/>
           </w:tcPr>
           <w:p>
             <w:r/>
@@ -698,6 +710,9 @@
         </w:tc>
       </w:tr>
       <w:tr>
+        <w:trPr>
+          <w:cantSplit/>
+        </w:trPr>
         <w:tc>
           <w:tcPr>
             <w:tcW w:type="dxa" w:w="1217"/>
@@ -733,7 +748,7 @@
         </w:tc>
         <w:tc>
           <w:tcPr>
-            <w:tcW w:type="dxa" w:w="1778"/>
+            <w:tcW w:type="dxa" w:w="1685"/>
           </w:tcPr>
           <w:p>
             <w:r/>
@@ -744,7 +759,7 @@
         </w:tc>
         <w:tc>
           <w:tcPr>
-            <w:tcW w:type="dxa" w:w="2153"/>
+            <w:tcW w:type="dxa" w:w="2246"/>
           </w:tcPr>
           <w:p>
             <w:r/>
@@ -755,6 +770,9 @@
         </w:tc>
       </w:tr>
       <w:tr>
+        <w:trPr>
+          <w:cantSplit/>
+        </w:trPr>
         <w:tc>
           <w:tcPr>
             <w:tcW w:type="dxa" w:w="1217"/>
@@ -790,7 +808,7 @@
         </w:tc>
         <w:tc>
           <w:tcPr>
-            <w:tcW w:type="dxa" w:w="1778"/>
+            <w:tcW w:type="dxa" w:w="1685"/>
           </w:tcPr>
           <w:p>
             <w:r/>
@@ -801,7 +819,7 @@
         </w:tc>
         <w:tc>
           <w:tcPr>
-            <w:tcW w:type="dxa" w:w="2153"/>
+            <w:tcW w:type="dxa" w:w="2246"/>
           </w:tcPr>
           <w:p>
             <w:r/>
@@ -1017,6 +1035,9 @@
         </w:tc>
       </w:tr>
       <w:tr>
+        <w:trPr>
+          <w:cantSplit/>
+        </w:trPr>
         <w:tc>
           <w:tcPr>
             <w:tcW w:type="dxa" w:w="1030"/>
@@ -1085,6 +1106,9 @@
         </w:tc>
       </w:tr>
       <w:tr>
+        <w:trPr>
+          <w:cantSplit/>
+        </w:trPr>
         <w:tc>
           <w:tcPr>
             <w:tcW w:type="dxa" w:w="1030"/>
@@ -1153,6 +1177,9 @@
         </w:tc>
       </w:tr>
       <w:tr>
+        <w:trPr>
+          <w:cantSplit/>
+        </w:trPr>
         <w:tc>
           <w:tcPr>
             <w:tcW w:type="dxa" w:w="1030"/>
@@ -1387,6 +1414,9 @@
         </w:tc>
       </w:tr>
       <w:tr>
+        <w:trPr>
+          <w:cantSplit/>
+        </w:trPr>
         <w:tc>
           <w:tcPr>
             <w:tcW w:type="dxa" w:w="1030"/>
@@ -1455,6 +1485,9 @@
         </w:tc>
       </w:tr>
       <w:tr>
+        <w:trPr>
+          <w:cantSplit/>
+        </w:trPr>
         <w:tc>
           <w:tcPr>
             <w:tcW w:type="dxa" w:w="1030"/>
@@ -1523,6 +1556,9 @@
         </w:tc>
       </w:tr>
       <w:tr>
+        <w:trPr>
+          <w:cantSplit/>
+        </w:trPr>
         <w:tc>
           <w:tcPr>
             <w:tcW w:type="dxa" w:w="1030"/>
@@ -1591,6 +1627,9 @@
         </w:tc>
       </w:tr>
       <w:tr>
+        <w:trPr>
+          <w:cantSplit/>
+        </w:trPr>
         <w:tc>
           <w:tcPr>
             <w:tcW w:type="dxa" w:w="1030"/>
@@ -1659,6 +1698,9 @@
         </w:tc>
       </w:tr>
       <w:tr>
+        <w:trPr>
+          <w:cantSplit/>
+        </w:trPr>
         <w:tc>
           <w:tcPr>
             <w:tcW w:type="dxa" w:w="1030"/>
@@ -1727,6 +1769,9 @@
         </w:tc>
       </w:tr>
       <w:tr>
+        <w:trPr>
+          <w:cantSplit/>
+        </w:trPr>
         <w:tc>
           <w:tcPr>
             <w:tcW w:type="dxa" w:w="1030"/>
@@ -1795,6 +1840,9 @@
         </w:tc>
       </w:tr>
       <w:tr>
+        <w:trPr>
+          <w:cantSplit/>
+        </w:trPr>
         <w:tc>
           <w:tcPr>
             <w:tcW w:type="dxa" w:w="1030"/>
@@ -1863,6 +1911,9 @@
         </w:tc>
       </w:tr>
       <w:tr>
+        <w:trPr>
+          <w:cantSplit/>
+        </w:trPr>
         <w:tc>
           <w:tcPr>
             <w:tcW w:type="dxa" w:w="1030"/>
@@ -1931,6 +1982,9 @@
         </w:tc>
       </w:tr>
       <w:tr>
+        <w:trPr>
+          <w:cantSplit/>
+        </w:trPr>
         <w:tc>
           <w:tcPr>
             <w:tcW w:type="dxa" w:w="1030"/>
@@ -1999,6 +2053,9 @@
         </w:tc>
       </w:tr>
       <w:tr>
+        <w:trPr>
+          <w:cantSplit/>
+        </w:trPr>
         <w:tc>
           <w:tcPr>
             <w:tcW w:type="dxa" w:w="1030"/>
@@ -2067,6 +2124,9 @@
         </w:tc>
       </w:tr>
       <w:tr>
+        <w:trPr>
+          <w:cantSplit/>
+        </w:trPr>
         <w:tc>
           <w:tcPr>
             <w:tcW w:type="dxa" w:w="1030"/>
@@ -2135,6 +2195,9 @@
         </w:tc>
       </w:tr>
       <w:tr>
+        <w:trPr>
+          <w:cantSplit/>
+        </w:trPr>
         <w:tc>
           <w:tcPr>
             <w:tcW w:type="dxa" w:w="1030"/>
@@ -2203,6 +2266,9 @@
         </w:tc>
       </w:tr>
       <w:tr>
+        <w:trPr>
+          <w:cantSplit/>
+        </w:trPr>
         <w:tc>
           <w:tcPr>
             <w:tcW w:type="dxa" w:w="1030"/>
@@ -2271,6 +2337,9 @@
         </w:tc>
       </w:tr>
       <w:tr>
+        <w:trPr>
+          <w:cantSplit/>
+        </w:trPr>
         <w:tc>
           <w:tcPr>
             <w:tcW w:type="dxa" w:w="1030"/>
@@ -2339,6 +2408,9 @@
         </w:tc>
       </w:tr>
       <w:tr>
+        <w:trPr>
+          <w:cantSplit/>
+        </w:trPr>
         <w:tc>
           <w:tcPr>
             <w:tcW w:type="dxa" w:w="1030"/>
@@ -2407,6 +2479,9 @@
         </w:tc>
       </w:tr>
       <w:tr>
+        <w:trPr>
+          <w:cantSplit/>
+        </w:trPr>
         <w:tc>
           <w:tcPr>
             <w:tcW w:type="dxa" w:w="1030"/>
@@ -2475,6 +2550,9 @@
         </w:tc>
       </w:tr>
       <w:tr>
+        <w:trPr>
+          <w:cantSplit/>
+        </w:trPr>
         <w:tc>
           <w:tcPr>
             <w:tcW w:type="dxa" w:w="1030"/>
@@ -2543,6 +2621,9 @@
         </w:tc>
       </w:tr>
       <w:tr>
+        <w:trPr>
+          <w:cantSplit/>
+        </w:trPr>
         <w:tc>
           <w:tcPr>
             <w:tcW w:type="dxa" w:w="1030"/>
@@ -2611,6 +2692,9 @@
         </w:tc>
       </w:tr>
       <w:tr>
+        <w:trPr>
+          <w:cantSplit/>
+        </w:trPr>
         <w:tc>
           <w:tcPr>
             <w:tcW w:type="dxa" w:w="1030"/>
@@ -2679,6 +2763,9 @@
         </w:tc>
       </w:tr>
       <w:tr>
+        <w:trPr>
+          <w:cantSplit/>
+        </w:trPr>
         <w:tc>
           <w:tcPr>
             <w:tcW w:type="dxa" w:w="1030"/>
@@ -2747,6 +2834,9 @@
         </w:tc>
       </w:tr>
       <w:tr>
+        <w:trPr>
+          <w:cantSplit/>
+        </w:trPr>
         <w:tc>
           <w:tcPr>
             <w:tcW w:type="dxa" w:w="1030"/>
@@ -2815,6 +2905,9 @@
         </w:tc>
       </w:tr>
       <w:tr>
+        <w:trPr>
+          <w:cantSplit/>
+        </w:trPr>
         <w:tc>
           <w:tcPr>
             <w:tcW w:type="dxa" w:w="1030"/>
@@ -2883,6 +2976,9 @@
         </w:tc>
       </w:tr>
       <w:tr>
+        <w:trPr>
+          <w:cantSplit/>
+        </w:trPr>
         <w:tc>
           <w:tcPr>
             <w:tcW w:type="dxa" w:w="1030"/>
@@ -2951,6 +3047,9 @@
         </w:tc>
       </w:tr>
       <w:tr>
+        <w:trPr>
+          <w:cantSplit/>
+        </w:trPr>
         <w:tc>
           <w:tcPr>
             <w:tcW w:type="dxa" w:w="1030"/>
@@ -3019,6 +3118,9 @@
         </w:tc>
       </w:tr>
       <w:tr>
+        <w:trPr>
+          <w:cantSplit/>
+        </w:trPr>
         <w:tc>
           <w:tcPr>
             <w:tcW w:type="dxa" w:w="1030"/>
@@ -3087,6 +3189,9 @@
         </w:tc>
       </w:tr>
       <w:tr>
+        <w:trPr>
+          <w:cantSplit/>
+        </w:trPr>
         <w:tc>
           <w:tcPr>
             <w:tcW w:type="dxa" w:w="1030"/>
@@ -3155,6 +3260,9 @@
         </w:tc>
       </w:tr>
       <w:tr>
+        <w:trPr>
+          <w:cantSplit/>
+        </w:trPr>
         <w:tc>
           <w:tcPr>
             <w:tcW w:type="dxa" w:w="1030"/>
@@ -3223,6 +3331,9 @@
         </w:tc>
       </w:tr>
       <w:tr>
+        <w:trPr>
+          <w:cantSplit/>
+        </w:trPr>
         <w:tc>
           <w:tcPr>
             <w:tcW w:type="dxa" w:w="1030"/>
@@ -3291,6 +3402,9 @@
         </w:tc>
       </w:tr>
       <w:tr>
+        <w:trPr>
+          <w:cantSplit/>
+        </w:trPr>
         <w:tc>
           <w:tcPr>
             <w:tcW w:type="dxa" w:w="1030"/>
@@ -3359,6 +3473,9 @@
         </w:tc>
       </w:tr>
       <w:tr>
+        <w:trPr>
+          <w:cantSplit/>
+        </w:trPr>
         <w:tc>
           <w:tcPr>
             <w:tcW w:type="dxa" w:w="1030"/>
@@ -3427,6 +3544,9 @@
         </w:tc>
       </w:tr>
       <w:tr>
+        <w:trPr>
+          <w:cantSplit/>
+        </w:trPr>
         <w:tc>
           <w:tcPr>
             <w:tcW w:type="dxa" w:w="1030"/>
@@ -3495,6 +3615,9 @@
         </w:tc>
       </w:tr>
       <w:tr>
+        <w:trPr>
+          <w:cantSplit/>
+        </w:trPr>
         <w:tc>
           <w:tcPr>
             <w:tcW w:type="dxa" w:w="1030"/>
@@ -3563,6 +3686,9 @@
         </w:tc>
       </w:tr>
       <w:tr>
+        <w:trPr>
+          <w:cantSplit/>
+        </w:trPr>
         <w:tc>
           <w:tcPr>
             <w:tcW w:type="dxa" w:w="1030"/>
@@ -3631,6 +3757,9 @@
         </w:tc>
       </w:tr>
       <w:tr>
+        <w:trPr>
+          <w:cantSplit/>
+        </w:trPr>
         <w:tc>
           <w:tcPr>
             <w:tcW w:type="dxa" w:w="1030"/>
@@ -3699,6 +3828,9 @@
         </w:tc>
       </w:tr>
       <w:tr>
+        <w:trPr>
+          <w:cantSplit/>
+        </w:trPr>
         <w:tc>
           <w:tcPr>
             <w:tcW w:type="dxa" w:w="1030"/>
@@ -3767,6 +3899,9 @@
         </w:tc>
       </w:tr>
       <w:tr>
+        <w:trPr>
+          <w:cantSplit/>
+        </w:trPr>
         <w:tc>
           <w:tcPr>
             <w:tcW w:type="dxa" w:w="1030"/>
@@ -3835,6 +3970,9 @@
         </w:tc>
       </w:tr>
       <w:tr>
+        <w:trPr>
+          <w:cantSplit/>
+        </w:trPr>
         <w:tc>
           <w:tcPr>
             <w:tcW w:type="dxa" w:w="1030"/>
@@ -3903,6 +4041,9 @@
         </w:tc>
       </w:tr>
       <w:tr>
+        <w:trPr>
+          <w:cantSplit/>
+        </w:trPr>
         <w:tc>
           <w:tcPr>
             <w:tcW w:type="dxa" w:w="1030"/>
@@ -3971,6 +4112,9 @@
         </w:tc>
       </w:tr>
       <w:tr>
+        <w:trPr>
+          <w:cantSplit/>
+        </w:trPr>
         <w:tc>
           <w:tcPr>
             <w:tcW w:type="dxa" w:w="1030"/>
@@ -4217,6 +4361,9 @@
         </w:tc>
       </w:tr>
       <w:tr>
+        <w:trPr>
+          <w:cantSplit/>
+        </w:trPr>
         <w:tc>
           <w:tcPr>
             <w:tcW w:type="dxa" w:w="1310"/>
@@ -4258,6 +4405,9 @@
         </w:tc>
       </w:tr>
       <w:tr>
+        <w:trPr>
+          <w:cantSplit/>
+        </w:trPr>
         <w:tc>
           <w:tcPr>
             <w:tcW w:type="dxa" w:w="1310"/>
@@ -4462,6 +4612,9 @@
         </w:tc>
       </w:tr>
       <w:tr>
+        <w:trPr>
+          <w:cantSplit/>
+        </w:trPr>
         <w:tc>
           <w:tcPr>
             <w:tcW w:type="dxa" w:w="1310"/>
@@ -4690,6 +4843,9 @@
         </w:tc>
       </w:tr>
       <w:tr>
+        <w:trPr>
+          <w:cantSplit/>
+        </w:trPr>
         <w:tc>
           <w:tcPr>
             <w:tcW w:type="dxa" w:w="5990"/>
@@ -4714,6 +4870,9 @@
         </w:tc>
       </w:tr>
       <w:tr>
+        <w:trPr>
+          <w:cantSplit/>
+        </w:trPr>
         <w:tc>
           <w:tcPr>
             <w:tcW w:type="dxa" w:w="5990"/>
@@ -4738,6 +4897,9 @@
         </w:tc>
       </w:tr>
       <w:tr>
+        <w:trPr>
+          <w:cantSplit/>
+        </w:trPr>
         <w:tc>
           <w:tcPr>
             <w:tcW w:type="dxa" w:w="5990"/>
@@ -4909,6 +5071,9 @@
         </w:tc>
       </w:tr>
       <w:tr>
+        <w:trPr>
+          <w:cantSplit/>
+        </w:trPr>
         <w:tc>
           <w:tcPr>
             <w:tcW w:type="dxa" w:w="1778"/>
@@ -4955,6 +5120,9 @@
         </w:tc>
       </w:tr>
       <w:tr>
+        <w:trPr>
+          <w:cantSplit/>
+        </w:trPr>
         <w:tc>
           <w:tcPr>
             <w:tcW w:type="dxa" w:w="1778"/>
@@ -5001,6 +5169,9 @@
         </w:tc>
       </w:tr>
       <w:tr>
+        <w:trPr>
+          <w:cantSplit/>
+        </w:trPr>
         <w:tc>
           <w:tcPr>
             <w:tcW w:type="dxa" w:w="1778"/>
@@ -5047,6 +5218,9 @@
         </w:tc>
       </w:tr>
       <w:tr>
+        <w:trPr>
+          <w:cantSplit/>
+        </w:trPr>
         <w:tc>
           <w:tcPr>
             <w:tcW w:type="dxa" w:w="1778"/>
@@ -5093,6 +5267,9 @@
         </w:tc>
       </w:tr>
       <w:tr>
+        <w:trPr>
+          <w:cantSplit/>
+        </w:trPr>
         <w:tc>
           <w:tcPr>
             <w:tcW w:type="dxa" w:w="1778"/>
@@ -5139,6 +5316,9 @@
         </w:tc>
       </w:tr>
       <w:tr>
+        <w:trPr>
+          <w:cantSplit/>
+        </w:trPr>
         <w:tc>
           <w:tcPr>
             <w:tcW w:type="dxa" w:w="1778"/>
@@ -5185,6 +5365,9 @@
         </w:tc>
       </w:tr>
       <w:tr>
+        <w:trPr>
+          <w:cantSplit/>
+        </w:trPr>
         <w:tc>
           <w:tcPr>
             <w:tcW w:type="dxa" w:w="1778"/>
@@ -5323,6 +5506,9 @@
         </w:tc>
       </w:tr>
       <w:tr>
+        <w:trPr>
+          <w:cantSplit/>
+        </w:trPr>
         <w:tc>
           <w:tcPr>
             <w:tcW w:type="dxa" w:w="1778"/>
@@ -5369,6 +5555,9 @@
         </w:tc>
       </w:tr>
       <w:tr>
+        <w:trPr>
+          <w:cantSplit/>
+        </w:trPr>
         <w:tc>
           <w:tcPr>
             <w:tcW w:type="dxa" w:w="1778"/>
@@ -5415,6 +5604,9 @@
         </w:tc>
       </w:tr>
       <w:tr>
+        <w:trPr>
+          <w:cantSplit/>
+        </w:trPr>
         <w:tc>
           <w:tcPr>
             <w:tcW w:type="dxa" w:w="1778"/>
@@ -5461,6 +5653,9 @@
         </w:tc>
       </w:tr>
       <w:tr>
+        <w:trPr>
+          <w:cantSplit/>
+        </w:trPr>
         <w:tc>
           <w:tcPr>
             <w:tcW w:type="dxa" w:w="1778"/>
@@ -5507,6 +5702,9 @@
         </w:tc>
       </w:tr>
       <w:tr>
+        <w:trPr>
+          <w:cantSplit/>
+        </w:trPr>
         <w:tc>
           <w:tcPr>
             <w:tcW w:type="dxa" w:w="1778"/>
@@ -5553,6 +5751,9 @@
         </w:tc>
       </w:tr>
       <w:tr>
+        <w:trPr>
+          <w:cantSplit/>
+        </w:trPr>
         <w:tc>
           <w:tcPr>
             <w:tcW w:type="dxa" w:w="1778"/>
@@ -5599,6 +5800,9 @@
         </w:tc>
       </w:tr>
       <w:tr>
+        <w:trPr>
+          <w:cantSplit/>
+        </w:trPr>
         <w:tc>
           <w:tcPr>
             <w:tcW w:type="dxa" w:w="1778"/>
@@ -5727,6 +5931,9 @@
         </w:tc>
       </w:tr>
       <w:tr>
+        <w:trPr>
+          <w:cantSplit/>
+        </w:trPr>
         <w:tc>
           <w:tcPr>
             <w:tcW w:type="dxa" w:w="4118"/>
@@ -5762,6 +5969,9 @@
         </w:tc>
       </w:tr>
       <w:tr>
+        <w:trPr>
+          <w:cantSplit/>
+        </w:trPr>
         <w:tc>
           <w:tcPr>
             <w:tcW w:type="dxa" w:w="4118"/>
@@ -5797,6 +6007,9 @@
         </w:tc>
       </w:tr>
       <w:tr>
+        <w:trPr>
+          <w:cantSplit/>
+        </w:trPr>
         <w:tc>
           <w:tcPr>
             <w:tcW w:type="dxa" w:w="4118"/>
@@ -5832,6 +6045,9 @@
         </w:tc>
       </w:tr>
       <w:tr>
+        <w:trPr>
+          <w:cantSplit/>
+        </w:trPr>
         <w:tc>
           <w:tcPr>
             <w:tcW w:type="dxa" w:w="4118"/>
@@ -5867,6 +6083,9 @@
         </w:tc>
       </w:tr>
       <w:tr>
+        <w:trPr>
+          <w:cantSplit/>
+        </w:trPr>
         <w:tc>
           <w:tcPr>
             <w:tcW w:type="dxa" w:w="4118"/>
@@ -5902,6 +6121,9 @@
         </w:tc>
       </w:tr>
       <w:tr>
+        <w:trPr>
+          <w:cantSplit/>
+        </w:trPr>
         <w:tc>
           <w:tcPr>
             <w:tcW w:type="dxa" w:w="4118"/>
@@ -5937,6 +6159,9 @@
         </w:tc>
       </w:tr>
       <w:tr>
+        <w:trPr>
+          <w:cantSplit/>
+        </w:trPr>
         <w:tc>
           <w:tcPr>
             <w:tcW w:type="dxa" w:w="4118"/>
@@ -5972,6 +6197,9 @@
         </w:tc>
       </w:tr>
       <w:tr>
+        <w:trPr>
+          <w:cantSplit/>
+        </w:trPr>
         <w:tc>
           <w:tcPr>
             <w:tcW w:type="dxa" w:w="4118"/>
@@ -6007,6 +6235,9 @@
         </w:tc>
       </w:tr>
       <w:tr>
+        <w:trPr>
+          <w:cantSplit/>
+        </w:trPr>
         <w:tc>
           <w:tcPr>
             <w:tcW w:type="dxa" w:w="4118"/>
@@ -6042,6 +6273,9 @@
         </w:tc>
       </w:tr>
       <w:tr>
+        <w:trPr>
+          <w:cantSplit/>
+        </w:trPr>
         <w:tc>
           <w:tcPr>
             <w:tcW w:type="dxa" w:w="4118"/>
